--- a/engine/phdc_study/PHDC_Bibliography_17-09-2026.docx
+++ b/engine/phdc_study/PHDC_Bibliography_17-09-2026.docx
@@ -842,11 +842,11 @@
       </w:tblPr>
       <w:tblGrid>
         <w:gridCol w:w="1814"/>
-        <w:gridCol w:w="1191"/>
+        <w:gridCol w:w="1332"/>
         <w:gridCol w:w="907"/>
-        <w:gridCol w:w="1077"/>
+        <w:gridCol w:w="1134"/>
         <w:gridCol w:w="794"/>
-        <w:gridCol w:w="3629"/>
+        <w:gridCol w:w="3430"/>
       </w:tblGrid>
       <w:tr>
         <w:trPr>
@@ -870,7 +870,7 @@
         </w:tc>
         <w:tc>
           <w:tcPr>
-            <w:tcW w:type="dxa" w:w="1191"/>
+            <w:tcW w:type="dxa" w:w="1332"/>
           </w:tcPr>
           <w:p>
             <w:r/>
@@ -902,7 +902,7 @@
         </w:tc>
         <w:tc>
           <w:tcPr>
-            <w:tcW w:type="dxa" w:w="1077"/>
+            <w:tcW w:type="dxa" w:w="1134"/>
           </w:tcPr>
           <w:p>
             <w:r/>
@@ -934,7 +934,7 @@
         </w:tc>
         <w:tc>
           <w:tcPr>
-            <w:tcW w:type="dxa" w:w="3628"/>
+            <w:tcW w:type="dxa" w:w="3430"/>
           </w:tcPr>
           <w:p>
             <w:r/>
@@ -970,7 +970,7 @@
         </w:tc>
         <w:tc>
           <w:tcPr>
-            <w:tcW w:type="dxa" w:w="1191"/>
+            <w:tcW w:type="dxa" w:w="1332"/>
           </w:tcPr>
           <w:p>
             <w:pPr>
@@ -1003,7 +1003,7 @@
         </w:tc>
         <w:tc>
           <w:tcPr>
-            <w:tcW w:type="dxa" w:w="1077"/>
+            <w:tcW w:type="dxa" w:w="1134"/>
           </w:tcPr>
           <w:p>
             <w:pPr>
@@ -1036,7 +1036,7 @@
         </w:tc>
         <w:tc>
           <w:tcPr>
-            <w:tcW w:type="dxa" w:w="3628"/>
+            <w:tcW w:type="dxa" w:w="3430"/>
           </w:tcPr>
           <w:p>
             <w:r/>
@@ -1071,7 +1071,7 @@
         </w:tc>
         <w:tc>
           <w:tcPr>
-            <w:tcW w:type="dxa" w:w="1191"/>
+            <w:tcW w:type="dxa" w:w="1332"/>
           </w:tcPr>
           <w:p>
             <w:pPr>
@@ -1104,7 +1104,7 @@
         </w:tc>
         <w:tc>
           <w:tcPr>
-            <w:tcW w:type="dxa" w:w="1077"/>
+            <w:tcW w:type="dxa" w:w="1134"/>
           </w:tcPr>
           <w:p>
             <w:pPr>
@@ -1137,7 +1137,7 @@
         </w:tc>
         <w:tc>
           <w:tcPr>
-            <w:tcW w:type="dxa" w:w="3628"/>
+            <w:tcW w:type="dxa" w:w="3430"/>
           </w:tcPr>
           <w:p>
             <w:r/>
@@ -1172,7 +1172,7 @@
         </w:tc>
         <w:tc>
           <w:tcPr>
-            <w:tcW w:type="dxa" w:w="1191"/>
+            <w:tcW w:type="dxa" w:w="1332"/>
           </w:tcPr>
           <w:p>
             <w:pPr>
@@ -1205,7 +1205,7 @@
         </w:tc>
         <w:tc>
           <w:tcPr>
-            <w:tcW w:type="dxa" w:w="1077"/>
+            <w:tcW w:type="dxa" w:w="1134"/>
           </w:tcPr>
           <w:p>
             <w:pPr>
@@ -1238,7 +1238,7 @@
         </w:tc>
         <w:tc>
           <w:tcPr>
-            <w:tcW w:type="dxa" w:w="3628"/>
+            <w:tcW w:type="dxa" w:w="3430"/>
           </w:tcPr>
           <w:p>
             <w:r/>
@@ -1273,7 +1273,7 @@
         </w:tc>
         <w:tc>
           <w:tcPr>
-            <w:tcW w:type="dxa" w:w="1191"/>
+            <w:tcW w:type="dxa" w:w="1332"/>
           </w:tcPr>
           <w:p>
             <w:pPr>
@@ -1306,7 +1306,7 @@
         </w:tc>
         <w:tc>
           <w:tcPr>
-            <w:tcW w:type="dxa" w:w="1077"/>
+            <w:tcW w:type="dxa" w:w="1134"/>
           </w:tcPr>
           <w:p>
             <w:pPr>
@@ -1339,7 +1339,7 @@
         </w:tc>
         <w:tc>
           <w:tcPr>
-            <w:tcW w:type="dxa" w:w="3628"/>
+            <w:tcW w:type="dxa" w:w="3430"/>
           </w:tcPr>
           <w:p>
             <w:r/>
@@ -1374,7 +1374,7 @@
         </w:tc>
         <w:tc>
           <w:tcPr>
-            <w:tcW w:type="dxa" w:w="1191"/>
+            <w:tcW w:type="dxa" w:w="1332"/>
           </w:tcPr>
           <w:p>
             <w:pPr>
@@ -1407,7 +1407,7 @@
         </w:tc>
         <w:tc>
           <w:tcPr>
-            <w:tcW w:type="dxa" w:w="1077"/>
+            <w:tcW w:type="dxa" w:w="1134"/>
           </w:tcPr>
           <w:p>
             <w:pPr>
@@ -1440,7 +1440,7 @@
         </w:tc>
         <w:tc>
           <w:tcPr>
-            <w:tcW w:type="dxa" w:w="3628"/>
+            <w:tcW w:type="dxa" w:w="3430"/>
           </w:tcPr>
           <w:p>
             <w:r/>
@@ -1475,7 +1475,7 @@
         </w:tc>
         <w:tc>
           <w:tcPr>
-            <w:tcW w:type="dxa" w:w="1191"/>
+            <w:tcW w:type="dxa" w:w="1332"/>
           </w:tcPr>
           <w:p>
             <w:pPr>
@@ -1508,7 +1508,7 @@
         </w:tc>
         <w:tc>
           <w:tcPr>
-            <w:tcW w:type="dxa" w:w="1077"/>
+            <w:tcW w:type="dxa" w:w="1134"/>
           </w:tcPr>
           <w:p>
             <w:pPr>
@@ -1541,7 +1541,7 @@
         </w:tc>
         <w:tc>
           <w:tcPr>
-            <w:tcW w:type="dxa" w:w="3628"/>
+            <w:tcW w:type="dxa" w:w="3430"/>
           </w:tcPr>
           <w:p>
             <w:r/>
@@ -1576,7 +1576,7 @@
         </w:tc>
         <w:tc>
           <w:tcPr>
-            <w:tcW w:type="dxa" w:w="1191"/>
+            <w:tcW w:type="dxa" w:w="1332"/>
           </w:tcPr>
           <w:p>
             <w:pPr>
@@ -1609,7 +1609,7 @@
         </w:tc>
         <w:tc>
           <w:tcPr>
-            <w:tcW w:type="dxa" w:w="1077"/>
+            <w:tcW w:type="dxa" w:w="1134"/>
           </w:tcPr>
           <w:p>
             <w:pPr>
@@ -1642,7 +1642,7 @@
         </w:tc>
         <w:tc>
           <w:tcPr>
-            <w:tcW w:type="dxa" w:w="3628"/>
+            <w:tcW w:type="dxa" w:w="3430"/>
           </w:tcPr>
           <w:p>
             <w:r/>
@@ -1677,7 +1677,7 @@
         </w:tc>
         <w:tc>
           <w:tcPr>
-            <w:tcW w:type="dxa" w:w="1191"/>
+            <w:tcW w:type="dxa" w:w="1332"/>
           </w:tcPr>
           <w:p>
             <w:pPr>
@@ -1710,7 +1710,7 @@
         </w:tc>
         <w:tc>
           <w:tcPr>
-            <w:tcW w:type="dxa" w:w="1077"/>
+            <w:tcW w:type="dxa" w:w="1134"/>
           </w:tcPr>
           <w:p>
             <w:pPr>
@@ -1743,7 +1743,7 @@
         </w:tc>
         <w:tc>
           <w:tcPr>
-            <w:tcW w:type="dxa" w:w="3628"/>
+            <w:tcW w:type="dxa" w:w="3430"/>
           </w:tcPr>
           <w:p>
             <w:r/>
@@ -1778,7 +1778,7 @@
         </w:tc>
         <w:tc>
           <w:tcPr>
-            <w:tcW w:type="dxa" w:w="1191"/>
+            <w:tcW w:type="dxa" w:w="1332"/>
           </w:tcPr>
           <w:p>
             <w:pPr>
@@ -1811,7 +1811,7 @@
         </w:tc>
         <w:tc>
           <w:tcPr>
-            <w:tcW w:type="dxa" w:w="1077"/>
+            <w:tcW w:type="dxa" w:w="1134"/>
           </w:tcPr>
           <w:p>
             <w:pPr>
@@ -1844,7 +1844,7 @@
         </w:tc>
         <w:tc>
           <w:tcPr>
-            <w:tcW w:type="dxa" w:w="3628"/>
+            <w:tcW w:type="dxa" w:w="3430"/>
           </w:tcPr>
           <w:p>
             <w:r/>
@@ -1879,7 +1879,7 @@
         </w:tc>
         <w:tc>
           <w:tcPr>
-            <w:tcW w:type="dxa" w:w="1191"/>
+            <w:tcW w:type="dxa" w:w="1332"/>
           </w:tcPr>
           <w:p>
             <w:pPr>
@@ -1912,7 +1912,7 @@
         </w:tc>
         <w:tc>
           <w:tcPr>
-            <w:tcW w:type="dxa" w:w="1077"/>
+            <w:tcW w:type="dxa" w:w="1134"/>
           </w:tcPr>
           <w:p>
             <w:pPr>
@@ -1945,7 +1945,7 @@
         </w:tc>
         <w:tc>
           <w:tcPr>
-            <w:tcW w:type="dxa" w:w="3628"/>
+            <w:tcW w:type="dxa" w:w="3430"/>
           </w:tcPr>
           <w:p>
             <w:r/>
@@ -1980,7 +1980,7 @@
         </w:tc>
         <w:tc>
           <w:tcPr>
-            <w:tcW w:type="dxa" w:w="1191"/>
+            <w:tcW w:type="dxa" w:w="1332"/>
           </w:tcPr>
           <w:p>
             <w:pPr>
@@ -2013,7 +2013,7 @@
         </w:tc>
         <w:tc>
           <w:tcPr>
-            <w:tcW w:type="dxa" w:w="1077"/>
+            <w:tcW w:type="dxa" w:w="1134"/>
           </w:tcPr>
           <w:p>
             <w:pPr>
@@ -2046,7 +2046,7 @@
         </w:tc>
         <w:tc>
           <w:tcPr>
-            <w:tcW w:type="dxa" w:w="3628"/>
+            <w:tcW w:type="dxa" w:w="3430"/>
           </w:tcPr>
           <w:p>
             <w:r/>
@@ -2081,7 +2081,7 @@
         </w:tc>
         <w:tc>
           <w:tcPr>
-            <w:tcW w:type="dxa" w:w="1191"/>
+            <w:tcW w:type="dxa" w:w="1332"/>
           </w:tcPr>
           <w:p>
             <w:pPr>
@@ -2114,7 +2114,7 @@
         </w:tc>
         <w:tc>
           <w:tcPr>
-            <w:tcW w:type="dxa" w:w="1077"/>
+            <w:tcW w:type="dxa" w:w="1134"/>
           </w:tcPr>
           <w:p>
             <w:pPr>
@@ -2147,7 +2147,7 @@
         </w:tc>
         <w:tc>
           <w:tcPr>
-            <w:tcW w:type="dxa" w:w="3628"/>
+            <w:tcW w:type="dxa" w:w="3430"/>
           </w:tcPr>
           <w:p>
             <w:r/>
@@ -2182,7 +2182,7 @@
         </w:tc>
         <w:tc>
           <w:tcPr>
-            <w:tcW w:type="dxa" w:w="1191"/>
+            <w:tcW w:type="dxa" w:w="1332"/>
           </w:tcPr>
           <w:p>
             <w:pPr>
@@ -2215,7 +2215,7 @@
         </w:tc>
         <w:tc>
           <w:tcPr>
-            <w:tcW w:type="dxa" w:w="1077"/>
+            <w:tcW w:type="dxa" w:w="1134"/>
           </w:tcPr>
           <w:p>
             <w:pPr>
@@ -2248,7 +2248,7 @@
         </w:tc>
         <w:tc>
           <w:tcPr>
-            <w:tcW w:type="dxa" w:w="3628"/>
+            <w:tcW w:type="dxa" w:w="3430"/>
           </w:tcPr>
           <w:p>
             <w:r/>
@@ -2283,7 +2283,7 @@
         </w:tc>
         <w:tc>
           <w:tcPr>
-            <w:tcW w:type="dxa" w:w="1191"/>
+            <w:tcW w:type="dxa" w:w="1332"/>
           </w:tcPr>
           <w:p>
             <w:pPr>
@@ -2316,7 +2316,7 @@
         </w:tc>
         <w:tc>
           <w:tcPr>
-            <w:tcW w:type="dxa" w:w="1077"/>
+            <w:tcW w:type="dxa" w:w="1134"/>
           </w:tcPr>
           <w:p>
             <w:pPr>
@@ -2349,7 +2349,7 @@
         </w:tc>
         <w:tc>
           <w:tcPr>
-            <w:tcW w:type="dxa" w:w="3628"/>
+            <w:tcW w:type="dxa" w:w="3430"/>
           </w:tcPr>
           <w:p>
             <w:r/>
@@ -2384,7 +2384,7 @@
         </w:tc>
         <w:tc>
           <w:tcPr>
-            <w:tcW w:type="dxa" w:w="1191"/>
+            <w:tcW w:type="dxa" w:w="1332"/>
           </w:tcPr>
           <w:p>
             <w:pPr>
@@ -2417,7 +2417,7 @@
         </w:tc>
         <w:tc>
           <w:tcPr>
-            <w:tcW w:type="dxa" w:w="1077"/>
+            <w:tcW w:type="dxa" w:w="1134"/>
           </w:tcPr>
           <w:p>
             <w:pPr>
@@ -2450,7 +2450,7 @@
         </w:tc>
         <w:tc>
           <w:tcPr>
-            <w:tcW w:type="dxa" w:w="3628"/>
+            <w:tcW w:type="dxa" w:w="3430"/>
           </w:tcPr>
           <w:p>
             <w:r/>
@@ -2485,7 +2485,7 @@
         </w:tc>
         <w:tc>
           <w:tcPr>
-            <w:tcW w:type="dxa" w:w="1191"/>
+            <w:tcW w:type="dxa" w:w="1332"/>
           </w:tcPr>
           <w:p>
             <w:pPr>
@@ -2518,7 +2518,7 @@
         </w:tc>
         <w:tc>
           <w:tcPr>
-            <w:tcW w:type="dxa" w:w="1077"/>
+            <w:tcW w:type="dxa" w:w="1134"/>
           </w:tcPr>
           <w:p>
             <w:pPr>
@@ -2551,7 +2551,7 @@
         </w:tc>
         <w:tc>
           <w:tcPr>
-            <w:tcW w:type="dxa" w:w="3628"/>
+            <w:tcW w:type="dxa" w:w="3430"/>
           </w:tcPr>
           <w:p>
             <w:r/>
@@ -2586,7 +2586,7 @@
         </w:tc>
         <w:tc>
           <w:tcPr>
-            <w:tcW w:type="dxa" w:w="1191"/>
+            <w:tcW w:type="dxa" w:w="1332"/>
           </w:tcPr>
           <w:p>
             <w:pPr>
@@ -2619,7 +2619,7 @@
         </w:tc>
         <w:tc>
           <w:tcPr>
-            <w:tcW w:type="dxa" w:w="1077"/>
+            <w:tcW w:type="dxa" w:w="1134"/>
           </w:tcPr>
           <w:p>
             <w:pPr>
@@ -2652,7 +2652,7 @@
         </w:tc>
         <w:tc>
           <w:tcPr>
-            <w:tcW w:type="dxa" w:w="3628"/>
+            <w:tcW w:type="dxa" w:w="3430"/>
           </w:tcPr>
           <w:p>
             <w:r/>
@@ -2687,7 +2687,7 @@
         </w:tc>
         <w:tc>
           <w:tcPr>
-            <w:tcW w:type="dxa" w:w="1191"/>
+            <w:tcW w:type="dxa" w:w="1332"/>
           </w:tcPr>
           <w:p>
             <w:pPr>
@@ -2720,7 +2720,7 @@
         </w:tc>
         <w:tc>
           <w:tcPr>
-            <w:tcW w:type="dxa" w:w="1077"/>
+            <w:tcW w:type="dxa" w:w="1134"/>
           </w:tcPr>
           <w:p>
             <w:pPr>
@@ -2753,7 +2753,7 @@
         </w:tc>
         <w:tc>
           <w:tcPr>
-            <w:tcW w:type="dxa" w:w="3628"/>
+            <w:tcW w:type="dxa" w:w="3430"/>
           </w:tcPr>
           <w:p>
             <w:r/>
@@ -2788,7 +2788,7 @@
         </w:tc>
         <w:tc>
           <w:tcPr>
-            <w:tcW w:type="dxa" w:w="1191"/>
+            <w:tcW w:type="dxa" w:w="1332"/>
           </w:tcPr>
           <w:p>
             <w:pPr>
@@ -2821,7 +2821,7 @@
         </w:tc>
         <w:tc>
           <w:tcPr>
-            <w:tcW w:type="dxa" w:w="1077"/>
+            <w:tcW w:type="dxa" w:w="1134"/>
           </w:tcPr>
           <w:p>
             <w:pPr>
@@ -2854,7 +2854,7 @@
         </w:tc>
         <w:tc>
           <w:tcPr>
-            <w:tcW w:type="dxa" w:w="3628"/>
+            <w:tcW w:type="dxa" w:w="3430"/>
           </w:tcPr>
           <w:p>
             <w:r/>
@@ -2889,7 +2889,7 @@
         </w:tc>
         <w:tc>
           <w:tcPr>
-            <w:tcW w:type="dxa" w:w="1191"/>
+            <w:tcW w:type="dxa" w:w="1332"/>
           </w:tcPr>
           <w:p>
             <w:pPr>
@@ -2922,7 +2922,7 @@
         </w:tc>
         <w:tc>
           <w:tcPr>
-            <w:tcW w:type="dxa" w:w="1077"/>
+            <w:tcW w:type="dxa" w:w="1134"/>
           </w:tcPr>
           <w:p>
             <w:pPr>
@@ -2955,7 +2955,7 @@
         </w:tc>
         <w:tc>
           <w:tcPr>
-            <w:tcW w:type="dxa" w:w="3628"/>
+            <w:tcW w:type="dxa" w:w="3430"/>
           </w:tcPr>
           <w:p>
             <w:r/>
@@ -2990,7 +2990,7 @@
         </w:tc>
         <w:tc>
           <w:tcPr>
-            <w:tcW w:type="dxa" w:w="1191"/>
+            <w:tcW w:type="dxa" w:w="1332"/>
           </w:tcPr>
           <w:p>
             <w:pPr>
@@ -3023,7 +3023,7 @@
         </w:tc>
         <w:tc>
           <w:tcPr>
-            <w:tcW w:type="dxa" w:w="1077"/>
+            <w:tcW w:type="dxa" w:w="1134"/>
           </w:tcPr>
           <w:p>
             <w:pPr>
@@ -3056,7 +3056,7 @@
         </w:tc>
         <w:tc>
           <w:tcPr>
-            <w:tcW w:type="dxa" w:w="3628"/>
+            <w:tcW w:type="dxa" w:w="3430"/>
           </w:tcPr>
           <w:p>
             <w:r/>
@@ -3091,7 +3091,7 @@
         </w:tc>
         <w:tc>
           <w:tcPr>
-            <w:tcW w:type="dxa" w:w="1191"/>
+            <w:tcW w:type="dxa" w:w="1332"/>
           </w:tcPr>
           <w:p>
             <w:pPr>
@@ -3124,7 +3124,7 @@
         </w:tc>
         <w:tc>
           <w:tcPr>
-            <w:tcW w:type="dxa" w:w="1077"/>
+            <w:tcW w:type="dxa" w:w="1134"/>
           </w:tcPr>
           <w:p>
             <w:pPr>
@@ -3157,7 +3157,7 @@
         </w:tc>
         <w:tc>
           <w:tcPr>
-            <w:tcW w:type="dxa" w:w="3628"/>
+            <w:tcW w:type="dxa" w:w="3430"/>
           </w:tcPr>
           <w:p>
             <w:r/>
@@ -3192,7 +3192,7 @@
         </w:tc>
         <w:tc>
           <w:tcPr>
-            <w:tcW w:type="dxa" w:w="1191"/>
+            <w:tcW w:type="dxa" w:w="1332"/>
           </w:tcPr>
           <w:p>
             <w:pPr>
@@ -3225,7 +3225,7 @@
         </w:tc>
         <w:tc>
           <w:tcPr>
-            <w:tcW w:type="dxa" w:w="1077"/>
+            <w:tcW w:type="dxa" w:w="1134"/>
           </w:tcPr>
           <w:p>
             <w:pPr>
@@ -3258,7 +3258,7 @@
         </w:tc>
         <w:tc>
           <w:tcPr>
-            <w:tcW w:type="dxa" w:w="3628"/>
+            <w:tcW w:type="dxa" w:w="3430"/>
           </w:tcPr>
           <w:p>
             <w:r/>
@@ -3293,7 +3293,7 @@
         </w:tc>
         <w:tc>
           <w:tcPr>
-            <w:tcW w:type="dxa" w:w="1191"/>
+            <w:tcW w:type="dxa" w:w="1332"/>
           </w:tcPr>
           <w:p>
             <w:pPr>
@@ -3326,7 +3326,7 @@
         </w:tc>
         <w:tc>
           <w:tcPr>
-            <w:tcW w:type="dxa" w:w="1077"/>
+            <w:tcW w:type="dxa" w:w="1134"/>
           </w:tcPr>
           <w:p>
             <w:pPr>
@@ -3359,7 +3359,7 @@
         </w:tc>
         <w:tc>
           <w:tcPr>
-            <w:tcW w:type="dxa" w:w="3628"/>
+            <w:tcW w:type="dxa" w:w="3430"/>
           </w:tcPr>
           <w:p>
             <w:r/>
@@ -3394,7 +3394,7 @@
         </w:tc>
         <w:tc>
           <w:tcPr>
-            <w:tcW w:type="dxa" w:w="1191"/>
+            <w:tcW w:type="dxa" w:w="1332"/>
           </w:tcPr>
           <w:p>
             <w:pPr>
@@ -3427,7 +3427,7 @@
         </w:tc>
         <w:tc>
           <w:tcPr>
-            <w:tcW w:type="dxa" w:w="1077"/>
+            <w:tcW w:type="dxa" w:w="1134"/>
           </w:tcPr>
           <w:p>
             <w:pPr>
@@ -3460,7 +3460,7 @@
         </w:tc>
         <w:tc>
           <w:tcPr>
-            <w:tcW w:type="dxa" w:w="3628"/>
+            <w:tcW w:type="dxa" w:w="3430"/>
           </w:tcPr>
           <w:p>
             <w:r/>
@@ -3495,7 +3495,7 @@
         </w:tc>
         <w:tc>
           <w:tcPr>
-            <w:tcW w:type="dxa" w:w="1191"/>
+            <w:tcW w:type="dxa" w:w="1332"/>
           </w:tcPr>
           <w:p>
             <w:pPr>
@@ -3528,7 +3528,7 @@
         </w:tc>
         <w:tc>
           <w:tcPr>
-            <w:tcW w:type="dxa" w:w="1077"/>
+            <w:tcW w:type="dxa" w:w="1134"/>
           </w:tcPr>
           <w:p>
             <w:pPr>
@@ -3561,7 +3561,7 @@
         </w:tc>
         <w:tc>
           <w:tcPr>
-            <w:tcW w:type="dxa" w:w="3628"/>
+            <w:tcW w:type="dxa" w:w="3430"/>
           </w:tcPr>
           <w:p>
             <w:r/>
@@ -3596,7 +3596,7 @@
         </w:tc>
         <w:tc>
           <w:tcPr>
-            <w:tcW w:type="dxa" w:w="1191"/>
+            <w:tcW w:type="dxa" w:w="1332"/>
           </w:tcPr>
           <w:p>
             <w:pPr>
@@ -3629,7 +3629,7 @@
         </w:tc>
         <w:tc>
           <w:tcPr>
-            <w:tcW w:type="dxa" w:w="1077"/>
+            <w:tcW w:type="dxa" w:w="1134"/>
           </w:tcPr>
           <w:p>
             <w:pPr>
@@ -3662,7 +3662,7 @@
         </w:tc>
         <w:tc>
           <w:tcPr>
-            <w:tcW w:type="dxa" w:w="3628"/>
+            <w:tcW w:type="dxa" w:w="3430"/>
           </w:tcPr>
           <w:p>
             <w:r/>
@@ -3697,7 +3697,7 @@
         </w:tc>
         <w:tc>
           <w:tcPr>
-            <w:tcW w:type="dxa" w:w="1191"/>
+            <w:tcW w:type="dxa" w:w="1332"/>
           </w:tcPr>
           <w:p>
             <w:pPr>
@@ -3730,7 +3730,7 @@
         </w:tc>
         <w:tc>
           <w:tcPr>
-            <w:tcW w:type="dxa" w:w="1077"/>
+            <w:tcW w:type="dxa" w:w="1134"/>
           </w:tcPr>
           <w:p>
             <w:pPr>
@@ -3763,7 +3763,7 @@
         </w:tc>
         <w:tc>
           <w:tcPr>
-            <w:tcW w:type="dxa" w:w="3628"/>
+            <w:tcW w:type="dxa" w:w="3430"/>
           </w:tcPr>
           <w:p>
             <w:r/>
@@ -3798,7 +3798,7 @@
         </w:tc>
         <w:tc>
           <w:tcPr>
-            <w:tcW w:type="dxa" w:w="1191"/>
+            <w:tcW w:type="dxa" w:w="1332"/>
           </w:tcPr>
           <w:p>
             <w:pPr>
@@ -3831,7 +3831,7 @@
         </w:tc>
         <w:tc>
           <w:tcPr>
-            <w:tcW w:type="dxa" w:w="1077"/>
+            <w:tcW w:type="dxa" w:w="1134"/>
           </w:tcPr>
           <w:p>
             <w:pPr>
@@ -3864,7 +3864,7 @@
         </w:tc>
         <w:tc>
           <w:tcPr>
-            <w:tcW w:type="dxa" w:w="3628"/>
+            <w:tcW w:type="dxa" w:w="3430"/>
           </w:tcPr>
           <w:p>
             <w:r/>
@@ -3899,7 +3899,7 @@
         </w:tc>
         <w:tc>
           <w:tcPr>
-            <w:tcW w:type="dxa" w:w="1191"/>
+            <w:tcW w:type="dxa" w:w="1332"/>
           </w:tcPr>
           <w:p>
             <w:pPr>
@@ -3932,7 +3932,7 @@
         </w:tc>
         <w:tc>
           <w:tcPr>
-            <w:tcW w:type="dxa" w:w="1077"/>
+            <w:tcW w:type="dxa" w:w="1134"/>
           </w:tcPr>
           <w:p>
             <w:pPr>
@@ -3965,7 +3965,7 @@
         </w:tc>
         <w:tc>
           <w:tcPr>
-            <w:tcW w:type="dxa" w:w="3628"/>
+            <w:tcW w:type="dxa" w:w="3430"/>
           </w:tcPr>
           <w:p>
             <w:r/>
@@ -4000,7 +4000,7 @@
         </w:tc>
         <w:tc>
           <w:tcPr>
-            <w:tcW w:type="dxa" w:w="1191"/>
+            <w:tcW w:type="dxa" w:w="1332"/>
           </w:tcPr>
           <w:p>
             <w:pPr>
@@ -4033,7 +4033,7 @@
         </w:tc>
         <w:tc>
           <w:tcPr>
-            <w:tcW w:type="dxa" w:w="1077"/>
+            <w:tcW w:type="dxa" w:w="1134"/>
           </w:tcPr>
           <w:p>
             <w:pPr>
@@ -4066,7 +4066,7 @@
         </w:tc>
         <w:tc>
           <w:tcPr>
-            <w:tcW w:type="dxa" w:w="3628"/>
+            <w:tcW w:type="dxa" w:w="3430"/>
           </w:tcPr>
           <w:p>
             <w:r/>
@@ -4101,7 +4101,7 @@
         </w:tc>
         <w:tc>
           <w:tcPr>
-            <w:tcW w:type="dxa" w:w="1191"/>
+            <w:tcW w:type="dxa" w:w="1332"/>
           </w:tcPr>
           <w:p>
             <w:pPr>
@@ -4134,7 +4134,7 @@
         </w:tc>
         <w:tc>
           <w:tcPr>
-            <w:tcW w:type="dxa" w:w="1077"/>
+            <w:tcW w:type="dxa" w:w="1134"/>
           </w:tcPr>
           <w:p>
             <w:pPr>
@@ -4167,7 +4167,7 @@
         </w:tc>
         <w:tc>
           <w:tcPr>
-            <w:tcW w:type="dxa" w:w="3628"/>
+            <w:tcW w:type="dxa" w:w="3430"/>
           </w:tcPr>
           <w:p>
             <w:r/>
@@ -4202,7 +4202,7 @@
         </w:tc>
         <w:tc>
           <w:tcPr>
-            <w:tcW w:type="dxa" w:w="1191"/>
+            <w:tcW w:type="dxa" w:w="1332"/>
           </w:tcPr>
           <w:p>
             <w:pPr>
@@ -4235,7 +4235,7 @@
         </w:tc>
         <w:tc>
           <w:tcPr>
-            <w:tcW w:type="dxa" w:w="1077"/>
+            <w:tcW w:type="dxa" w:w="1134"/>
           </w:tcPr>
           <w:p>
             <w:pPr>
@@ -4268,7 +4268,7 @@
         </w:tc>
         <w:tc>
           <w:tcPr>
-            <w:tcW w:type="dxa" w:w="3628"/>
+            <w:tcW w:type="dxa" w:w="3430"/>
           </w:tcPr>
           <w:p>
             <w:r/>
@@ -4303,7 +4303,7 @@
         </w:tc>
         <w:tc>
           <w:tcPr>
-            <w:tcW w:type="dxa" w:w="1191"/>
+            <w:tcW w:type="dxa" w:w="1332"/>
           </w:tcPr>
           <w:p>
             <w:pPr>
@@ -4336,7 +4336,7 @@
         </w:tc>
         <w:tc>
           <w:tcPr>
-            <w:tcW w:type="dxa" w:w="1077"/>
+            <w:tcW w:type="dxa" w:w="1134"/>
           </w:tcPr>
           <w:p>
             <w:pPr>
@@ -4369,7 +4369,7 @@
         </w:tc>
         <w:tc>
           <w:tcPr>
-            <w:tcW w:type="dxa" w:w="3628"/>
+            <w:tcW w:type="dxa" w:w="3430"/>
           </w:tcPr>
           <w:p>
             <w:r/>
@@ -4404,7 +4404,7 @@
         </w:tc>
         <w:tc>
           <w:tcPr>
-            <w:tcW w:type="dxa" w:w="1191"/>
+            <w:tcW w:type="dxa" w:w="1332"/>
           </w:tcPr>
           <w:p>
             <w:pPr>
@@ -4437,7 +4437,7 @@
         </w:tc>
         <w:tc>
           <w:tcPr>
-            <w:tcW w:type="dxa" w:w="1077"/>
+            <w:tcW w:type="dxa" w:w="1134"/>
           </w:tcPr>
           <w:p>
             <w:pPr>
@@ -4470,7 +4470,7 @@
         </w:tc>
         <w:tc>
           <w:tcPr>
-            <w:tcW w:type="dxa" w:w="3628"/>
+            <w:tcW w:type="dxa" w:w="3430"/>
           </w:tcPr>
           <w:p>
             <w:r/>
@@ -4505,7 +4505,7 @@
         </w:tc>
         <w:tc>
           <w:tcPr>
-            <w:tcW w:type="dxa" w:w="1191"/>
+            <w:tcW w:type="dxa" w:w="1332"/>
           </w:tcPr>
           <w:p>
             <w:pPr>
@@ -4538,7 +4538,7 @@
         </w:tc>
         <w:tc>
           <w:tcPr>
-            <w:tcW w:type="dxa" w:w="1077"/>
+            <w:tcW w:type="dxa" w:w="1134"/>
           </w:tcPr>
           <w:p>
             <w:pPr>
@@ -4571,7 +4571,7 @@
         </w:tc>
         <w:tc>
           <w:tcPr>
-            <w:tcW w:type="dxa" w:w="3628"/>
+            <w:tcW w:type="dxa" w:w="3430"/>
           </w:tcPr>
           <w:p>
             <w:r/>
@@ -4606,7 +4606,7 @@
         </w:tc>
         <w:tc>
           <w:tcPr>
-            <w:tcW w:type="dxa" w:w="1191"/>
+            <w:tcW w:type="dxa" w:w="1332"/>
           </w:tcPr>
           <w:p>
             <w:pPr>
@@ -4639,7 +4639,7 @@
         </w:tc>
         <w:tc>
           <w:tcPr>
-            <w:tcW w:type="dxa" w:w="1077"/>
+            <w:tcW w:type="dxa" w:w="1134"/>
           </w:tcPr>
           <w:p>
             <w:pPr>
@@ -4672,7 +4672,7 @@
         </w:tc>
         <w:tc>
           <w:tcPr>
-            <w:tcW w:type="dxa" w:w="3628"/>
+            <w:tcW w:type="dxa" w:w="3430"/>
           </w:tcPr>
           <w:p>
             <w:r/>
@@ -4707,7 +4707,7 @@
         </w:tc>
         <w:tc>
           <w:tcPr>
-            <w:tcW w:type="dxa" w:w="1191"/>
+            <w:tcW w:type="dxa" w:w="1332"/>
           </w:tcPr>
           <w:p>
             <w:pPr>
@@ -4740,7 +4740,7 @@
         </w:tc>
         <w:tc>
           <w:tcPr>
-            <w:tcW w:type="dxa" w:w="1077"/>
+            <w:tcW w:type="dxa" w:w="1134"/>
           </w:tcPr>
           <w:p>
             <w:pPr>
@@ -4773,7 +4773,7 @@
         </w:tc>
         <w:tc>
           <w:tcPr>
-            <w:tcW w:type="dxa" w:w="3628"/>
+            <w:tcW w:type="dxa" w:w="3430"/>
           </w:tcPr>
           <w:p>
             <w:r/>
@@ -4808,7 +4808,7 @@
         </w:tc>
         <w:tc>
           <w:tcPr>
-            <w:tcW w:type="dxa" w:w="1191"/>
+            <w:tcW w:type="dxa" w:w="1332"/>
           </w:tcPr>
           <w:p>
             <w:pPr>
@@ -4841,7 +4841,7 @@
         </w:tc>
         <w:tc>
           <w:tcPr>
-            <w:tcW w:type="dxa" w:w="1077"/>
+            <w:tcW w:type="dxa" w:w="1134"/>
           </w:tcPr>
           <w:p>
             <w:pPr>
@@ -4874,7 +4874,7 @@
         </w:tc>
         <w:tc>
           <w:tcPr>
-            <w:tcW w:type="dxa" w:w="3628"/>
+            <w:tcW w:type="dxa" w:w="3430"/>
           </w:tcPr>
           <w:p>
             <w:r/>
@@ -4909,7 +4909,7 @@
         </w:tc>
         <w:tc>
           <w:tcPr>
-            <w:tcW w:type="dxa" w:w="1191"/>
+            <w:tcW w:type="dxa" w:w="1332"/>
           </w:tcPr>
           <w:p>
             <w:pPr>
@@ -4942,7 +4942,7 @@
         </w:tc>
         <w:tc>
           <w:tcPr>
-            <w:tcW w:type="dxa" w:w="1077"/>
+            <w:tcW w:type="dxa" w:w="1134"/>
           </w:tcPr>
           <w:p>
             <w:pPr>
@@ -4975,7 +4975,7 @@
         </w:tc>
         <w:tc>
           <w:tcPr>
-            <w:tcW w:type="dxa" w:w="3628"/>
+            <w:tcW w:type="dxa" w:w="3430"/>
           </w:tcPr>
           <w:p>
             <w:r/>
@@ -5010,7 +5010,7 @@
         </w:tc>
         <w:tc>
           <w:tcPr>
-            <w:tcW w:type="dxa" w:w="1191"/>
+            <w:tcW w:type="dxa" w:w="1332"/>
           </w:tcPr>
           <w:p>
             <w:pPr>
@@ -5043,7 +5043,7 @@
         </w:tc>
         <w:tc>
           <w:tcPr>
-            <w:tcW w:type="dxa" w:w="1077"/>
+            <w:tcW w:type="dxa" w:w="1134"/>
           </w:tcPr>
           <w:p>
             <w:pPr>
@@ -5076,7 +5076,7 @@
         </w:tc>
         <w:tc>
           <w:tcPr>
-            <w:tcW w:type="dxa" w:w="3628"/>
+            <w:tcW w:type="dxa" w:w="3430"/>
           </w:tcPr>
           <w:p>
             <w:r/>
@@ -5111,7 +5111,7 @@
         </w:tc>
         <w:tc>
           <w:tcPr>
-            <w:tcW w:type="dxa" w:w="1191"/>
+            <w:tcW w:type="dxa" w:w="1332"/>
           </w:tcPr>
           <w:p>
             <w:pPr>
@@ -5144,7 +5144,7 @@
         </w:tc>
         <w:tc>
           <w:tcPr>
-            <w:tcW w:type="dxa" w:w="1077"/>
+            <w:tcW w:type="dxa" w:w="1134"/>
           </w:tcPr>
           <w:p>
             <w:pPr>
@@ -5177,7 +5177,7 @@
         </w:tc>
         <w:tc>
           <w:tcPr>
-            <w:tcW w:type="dxa" w:w="3628"/>
+            <w:tcW w:type="dxa" w:w="3430"/>
           </w:tcPr>
           <w:p>
             <w:r/>
@@ -5212,7 +5212,7 @@
         </w:tc>
         <w:tc>
           <w:tcPr>
-            <w:tcW w:type="dxa" w:w="1191"/>
+            <w:tcW w:type="dxa" w:w="1332"/>
           </w:tcPr>
           <w:p>
             <w:pPr>
@@ -5245,7 +5245,7 @@
         </w:tc>
         <w:tc>
           <w:tcPr>
-            <w:tcW w:type="dxa" w:w="1077"/>
+            <w:tcW w:type="dxa" w:w="1134"/>
           </w:tcPr>
           <w:p>
             <w:pPr>
@@ -5278,7 +5278,7 @@
         </w:tc>
         <w:tc>
           <w:tcPr>
-            <w:tcW w:type="dxa" w:w="3628"/>
+            <w:tcW w:type="dxa" w:w="3430"/>
           </w:tcPr>
           <w:p>
             <w:r/>
@@ -5313,7 +5313,7 @@
         </w:tc>
         <w:tc>
           <w:tcPr>
-            <w:tcW w:type="dxa" w:w="1191"/>
+            <w:tcW w:type="dxa" w:w="1332"/>
           </w:tcPr>
           <w:p>
             <w:pPr>
@@ -5346,7 +5346,7 @@
         </w:tc>
         <w:tc>
           <w:tcPr>
-            <w:tcW w:type="dxa" w:w="1077"/>
+            <w:tcW w:type="dxa" w:w="1134"/>
           </w:tcPr>
           <w:p>
             <w:pPr>
@@ -5379,7 +5379,7 @@
         </w:tc>
         <w:tc>
           <w:tcPr>
-            <w:tcW w:type="dxa" w:w="3628"/>
+            <w:tcW w:type="dxa" w:w="3430"/>
           </w:tcPr>
           <w:p>
             <w:r/>
@@ -5414,7 +5414,7 @@
         </w:tc>
         <w:tc>
           <w:tcPr>
-            <w:tcW w:type="dxa" w:w="1191"/>
+            <w:tcW w:type="dxa" w:w="1332"/>
           </w:tcPr>
           <w:p>
             <w:pPr>
@@ -5447,7 +5447,7 @@
         </w:tc>
         <w:tc>
           <w:tcPr>
-            <w:tcW w:type="dxa" w:w="1077"/>
+            <w:tcW w:type="dxa" w:w="1134"/>
           </w:tcPr>
           <w:p>
             <w:pPr>
@@ -5480,7 +5480,7 @@
         </w:tc>
         <w:tc>
           <w:tcPr>
-            <w:tcW w:type="dxa" w:w="3628"/>
+            <w:tcW w:type="dxa" w:w="3430"/>
           </w:tcPr>
           <w:p>
             <w:r/>
@@ -5515,7 +5515,7 @@
         </w:tc>
         <w:tc>
           <w:tcPr>
-            <w:tcW w:type="dxa" w:w="1191"/>
+            <w:tcW w:type="dxa" w:w="1332"/>
           </w:tcPr>
           <w:p>
             <w:pPr>
@@ -5548,7 +5548,7 @@
         </w:tc>
         <w:tc>
           <w:tcPr>
-            <w:tcW w:type="dxa" w:w="1077"/>
+            <w:tcW w:type="dxa" w:w="1134"/>
           </w:tcPr>
           <w:p>
             <w:pPr>
@@ -5581,7 +5581,7 @@
         </w:tc>
         <w:tc>
           <w:tcPr>
-            <w:tcW w:type="dxa" w:w="3628"/>
+            <w:tcW w:type="dxa" w:w="3430"/>
           </w:tcPr>
           <w:p>
             <w:r/>
@@ -5616,7 +5616,7 @@
         </w:tc>
         <w:tc>
           <w:tcPr>
-            <w:tcW w:type="dxa" w:w="1191"/>
+            <w:tcW w:type="dxa" w:w="1332"/>
           </w:tcPr>
           <w:p>
             <w:pPr>
@@ -5649,7 +5649,7 @@
         </w:tc>
         <w:tc>
           <w:tcPr>
-            <w:tcW w:type="dxa" w:w="1077"/>
+            <w:tcW w:type="dxa" w:w="1134"/>
           </w:tcPr>
           <w:p>
             <w:pPr>
@@ -5682,7 +5682,7 @@
         </w:tc>
         <w:tc>
           <w:tcPr>
-            <w:tcW w:type="dxa" w:w="3628"/>
+            <w:tcW w:type="dxa" w:w="3430"/>
           </w:tcPr>
           <w:p>
             <w:r/>
@@ -5717,7 +5717,7 @@
         </w:tc>
         <w:tc>
           <w:tcPr>
-            <w:tcW w:type="dxa" w:w="1191"/>
+            <w:tcW w:type="dxa" w:w="1332"/>
           </w:tcPr>
           <w:p>
             <w:pPr>
@@ -5750,7 +5750,7 @@
         </w:tc>
         <w:tc>
           <w:tcPr>
-            <w:tcW w:type="dxa" w:w="1077"/>
+            <w:tcW w:type="dxa" w:w="1134"/>
           </w:tcPr>
           <w:p>
             <w:pPr>
@@ -5783,7 +5783,7 @@
         </w:tc>
         <w:tc>
           <w:tcPr>
-            <w:tcW w:type="dxa" w:w="3628"/>
+            <w:tcW w:type="dxa" w:w="3430"/>
           </w:tcPr>
           <w:p>
             <w:r/>
@@ -5818,7 +5818,7 @@
         </w:tc>
         <w:tc>
           <w:tcPr>
-            <w:tcW w:type="dxa" w:w="1191"/>
+            <w:tcW w:type="dxa" w:w="1332"/>
           </w:tcPr>
           <w:p>
             <w:pPr>
@@ -5851,7 +5851,7 @@
         </w:tc>
         <w:tc>
           <w:tcPr>
-            <w:tcW w:type="dxa" w:w="1077"/>
+            <w:tcW w:type="dxa" w:w="1134"/>
           </w:tcPr>
           <w:p>
             <w:pPr>
@@ -5884,7 +5884,7 @@
         </w:tc>
         <w:tc>
           <w:tcPr>
-            <w:tcW w:type="dxa" w:w="3628"/>
+            <w:tcW w:type="dxa" w:w="3430"/>
           </w:tcPr>
           <w:p>
             <w:r/>
@@ -5919,7 +5919,7 @@
         </w:tc>
         <w:tc>
           <w:tcPr>
-            <w:tcW w:type="dxa" w:w="1191"/>
+            <w:tcW w:type="dxa" w:w="1332"/>
           </w:tcPr>
           <w:p>
             <w:pPr>
@@ -5952,7 +5952,7 @@
         </w:tc>
         <w:tc>
           <w:tcPr>
-            <w:tcW w:type="dxa" w:w="1077"/>
+            <w:tcW w:type="dxa" w:w="1134"/>
           </w:tcPr>
           <w:p>
             <w:pPr>
@@ -5985,7 +5985,7 @@
         </w:tc>
         <w:tc>
           <w:tcPr>
-            <w:tcW w:type="dxa" w:w="3628"/>
+            <w:tcW w:type="dxa" w:w="3430"/>
           </w:tcPr>
           <w:p>
             <w:r/>
@@ -6020,7 +6020,7 @@
         </w:tc>
         <w:tc>
           <w:tcPr>
-            <w:tcW w:type="dxa" w:w="1191"/>
+            <w:tcW w:type="dxa" w:w="1332"/>
           </w:tcPr>
           <w:p>
             <w:pPr>
@@ -6053,7 +6053,7 @@
         </w:tc>
         <w:tc>
           <w:tcPr>
-            <w:tcW w:type="dxa" w:w="1077"/>
+            <w:tcW w:type="dxa" w:w="1134"/>
           </w:tcPr>
           <w:p>
             <w:pPr>
@@ -6086,7 +6086,7 @@
         </w:tc>
         <w:tc>
           <w:tcPr>
-            <w:tcW w:type="dxa" w:w="3628"/>
+            <w:tcW w:type="dxa" w:w="3430"/>
           </w:tcPr>
           <w:p>
             <w:r/>
@@ -6121,7 +6121,7 @@
         </w:tc>
         <w:tc>
           <w:tcPr>
-            <w:tcW w:type="dxa" w:w="1191"/>
+            <w:tcW w:type="dxa" w:w="1332"/>
           </w:tcPr>
           <w:p>
             <w:pPr>
@@ -6154,7 +6154,7 @@
         </w:tc>
         <w:tc>
           <w:tcPr>
-            <w:tcW w:type="dxa" w:w="1077"/>
+            <w:tcW w:type="dxa" w:w="1134"/>
           </w:tcPr>
           <w:p>
             <w:pPr>
@@ -6187,7 +6187,7 @@
         </w:tc>
         <w:tc>
           <w:tcPr>
-            <w:tcW w:type="dxa" w:w="3628"/>
+            <w:tcW w:type="dxa" w:w="3430"/>
           </w:tcPr>
           <w:p>
             <w:r/>
@@ -6222,7 +6222,7 @@
         </w:tc>
         <w:tc>
           <w:tcPr>
-            <w:tcW w:type="dxa" w:w="1191"/>
+            <w:tcW w:type="dxa" w:w="1332"/>
           </w:tcPr>
           <w:p>
             <w:pPr>
@@ -6255,7 +6255,7 @@
         </w:tc>
         <w:tc>
           <w:tcPr>
-            <w:tcW w:type="dxa" w:w="1077"/>
+            <w:tcW w:type="dxa" w:w="1134"/>
           </w:tcPr>
           <w:p>
             <w:pPr>
@@ -6288,7 +6288,7 @@
         </w:tc>
         <w:tc>
           <w:tcPr>
-            <w:tcW w:type="dxa" w:w="3628"/>
+            <w:tcW w:type="dxa" w:w="3430"/>
           </w:tcPr>
           <w:p>
             <w:r/>
@@ -6323,7 +6323,7 @@
         </w:tc>
         <w:tc>
           <w:tcPr>
-            <w:tcW w:type="dxa" w:w="1191"/>
+            <w:tcW w:type="dxa" w:w="1332"/>
           </w:tcPr>
           <w:p>
             <w:pPr>
@@ -6356,7 +6356,7 @@
         </w:tc>
         <w:tc>
           <w:tcPr>
-            <w:tcW w:type="dxa" w:w="1077"/>
+            <w:tcW w:type="dxa" w:w="1134"/>
           </w:tcPr>
           <w:p>
             <w:pPr>
@@ -6389,7 +6389,7 @@
         </w:tc>
         <w:tc>
           <w:tcPr>
-            <w:tcW w:type="dxa" w:w="3628"/>
+            <w:tcW w:type="dxa" w:w="3430"/>
           </w:tcPr>
           <w:p>
             <w:r/>
@@ -6424,7 +6424,7 @@
         </w:tc>
         <w:tc>
           <w:tcPr>
-            <w:tcW w:type="dxa" w:w="1191"/>
+            <w:tcW w:type="dxa" w:w="1332"/>
           </w:tcPr>
           <w:p>
             <w:pPr>
@@ -6457,7 +6457,7 @@
         </w:tc>
         <w:tc>
           <w:tcPr>
-            <w:tcW w:type="dxa" w:w="1077"/>
+            <w:tcW w:type="dxa" w:w="1134"/>
           </w:tcPr>
           <w:p>
             <w:pPr>
@@ -6490,7 +6490,7 @@
         </w:tc>
         <w:tc>
           <w:tcPr>
-            <w:tcW w:type="dxa" w:w="3628"/>
+            <w:tcW w:type="dxa" w:w="3430"/>
           </w:tcPr>
           <w:p>
             <w:r/>
@@ -6525,7 +6525,7 @@
         </w:tc>
         <w:tc>
           <w:tcPr>
-            <w:tcW w:type="dxa" w:w="1191"/>
+            <w:tcW w:type="dxa" w:w="1332"/>
           </w:tcPr>
           <w:p>
             <w:pPr>
@@ -6558,7 +6558,7 @@
         </w:tc>
         <w:tc>
           <w:tcPr>
-            <w:tcW w:type="dxa" w:w="1077"/>
+            <w:tcW w:type="dxa" w:w="1134"/>
           </w:tcPr>
           <w:p>
             <w:pPr>
@@ -6591,7 +6591,7 @@
         </w:tc>
         <w:tc>
           <w:tcPr>
-            <w:tcW w:type="dxa" w:w="3628"/>
+            <w:tcW w:type="dxa" w:w="3430"/>
           </w:tcPr>
           <w:p>
             <w:r/>
@@ -6626,7 +6626,7 @@
         </w:tc>
         <w:tc>
           <w:tcPr>
-            <w:tcW w:type="dxa" w:w="1191"/>
+            <w:tcW w:type="dxa" w:w="1332"/>
           </w:tcPr>
           <w:p>
             <w:pPr>
@@ -6659,7 +6659,7 @@
         </w:tc>
         <w:tc>
           <w:tcPr>
-            <w:tcW w:type="dxa" w:w="1077"/>
+            <w:tcW w:type="dxa" w:w="1134"/>
           </w:tcPr>
           <w:p>
             <w:pPr>
@@ -6692,7 +6692,7 @@
         </w:tc>
         <w:tc>
           <w:tcPr>
-            <w:tcW w:type="dxa" w:w="3628"/>
+            <w:tcW w:type="dxa" w:w="3430"/>
           </w:tcPr>
           <w:p>
             <w:r/>
@@ -6739,11 +6739,11 @@
       </w:tblPr>
       <w:tblGrid>
         <w:gridCol w:w="1814"/>
-        <w:gridCol w:w="1191"/>
+        <w:gridCol w:w="1332"/>
         <w:gridCol w:w="907"/>
-        <w:gridCol w:w="1077"/>
+        <w:gridCol w:w="1134"/>
         <w:gridCol w:w="794"/>
-        <w:gridCol w:w="3629"/>
+        <w:gridCol w:w="3430"/>
       </w:tblGrid>
       <w:tr>
         <w:trPr>
@@ -6767,7 +6767,7 @@
         </w:tc>
         <w:tc>
           <w:tcPr>
-            <w:tcW w:type="dxa" w:w="1191"/>
+            <w:tcW w:type="dxa" w:w="1332"/>
           </w:tcPr>
           <w:p>
             <w:r/>
@@ -6799,7 +6799,7 @@
         </w:tc>
         <w:tc>
           <w:tcPr>
-            <w:tcW w:type="dxa" w:w="1077"/>
+            <w:tcW w:type="dxa" w:w="1134"/>
           </w:tcPr>
           <w:p>
             <w:r/>
@@ -6831,7 +6831,7 @@
         </w:tc>
         <w:tc>
           <w:tcPr>
-            <w:tcW w:type="dxa" w:w="3628"/>
+            <w:tcW w:type="dxa" w:w="3430"/>
           </w:tcPr>
           <w:p>
             <w:r/>
@@ -6867,7 +6867,7 @@
         </w:tc>
         <w:tc>
           <w:tcPr>
-            <w:tcW w:type="dxa" w:w="1191"/>
+            <w:tcW w:type="dxa" w:w="1332"/>
           </w:tcPr>
           <w:p>
             <w:pPr>
@@ -6900,7 +6900,7 @@
         </w:tc>
         <w:tc>
           <w:tcPr>
-            <w:tcW w:type="dxa" w:w="1077"/>
+            <w:tcW w:type="dxa" w:w="1134"/>
           </w:tcPr>
           <w:p>
             <w:pPr>
@@ -6933,7 +6933,7 @@
         </w:tc>
         <w:tc>
           <w:tcPr>
-            <w:tcW w:type="dxa" w:w="3628"/>
+            <w:tcW w:type="dxa" w:w="3430"/>
           </w:tcPr>
           <w:p>
             <w:r/>
@@ -6968,7 +6968,7 @@
         </w:tc>
         <w:tc>
           <w:tcPr>
-            <w:tcW w:type="dxa" w:w="1191"/>
+            <w:tcW w:type="dxa" w:w="1332"/>
           </w:tcPr>
           <w:p>
             <w:pPr>
@@ -7001,7 +7001,7 @@
         </w:tc>
         <w:tc>
           <w:tcPr>
-            <w:tcW w:type="dxa" w:w="1077"/>
+            <w:tcW w:type="dxa" w:w="1134"/>
           </w:tcPr>
           <w:p>
             <w:pPr>
@@ -7034,7 +7034,7 @@
         </w:tc>
         <w:tc>
           <w:tcPr>
-            <w:tcW w:type="dxa" w:w="3628"/>
+            <w:tcW w:type="dxa" w:w="3430"/>
           </w:tcPr>
           <w:p>
             <w:r/>
@@ -7069,7 +7069,7 @@
         </w:tc>
         <w:tc>
           <w:tcPr>
-            <w:tcW w:type="dxa" w:w="1191"/>
+            <w:tcW w:type="dxa" w:w="1332"/>
           </w:tcPr>
           <w:p>
             <w:pPr>
@@ -7102,7 +7102,7 @@
         </w:tc>
         <w:tc>
           <w:tcPr>
-            <w:tcW w:type="dxa" w:w="1077"/>
+            <w:tcW w:type="dxa" w:w="1134"/>
           </w:tcPr>
           <w:p>
             <w:pPr>
@@ -7135,7 +7135,7 @@
         </w:tc>
         <w:tc>
           <w:tcPr>
-            <w:tcW w:type="dxa" w:w="3628"/>
+            <w:tcW w:type="dxa" w:w="3430"/>
           </w:tcPr>
           <w:p>
             <w:r/>
@@ -7170,7 +7170,7 @@
         </w:tc>
         <w:tc>
           <w:tcPr>
-            <w:tcW w:type="dxa" w:w="1191"/>
+            <w:tcW w:type="dxa" w:w="1332"/>
           </w:tcPr>
           <w:p>
             <w:pPr>
@@ -7203,7 +7203,7 @@
         </w:tc>
         <w:tc>
           <w:tcPr>
-            <w:tcW w:type="dxa" w:w="1077"/>
+            <w:tcW w:type="dxa" w:w="1134"/>
           </w:tcPr>
           <w:p>
             <w:pPr>
@@ -7236,7 +7236,7 @@
         </w:tc>
         <w:tc>
           <w:tcPr>
-            <w:tcW w:type="dxa" w:w="3628"/>
+            <w:tcW w:type="dxa" w:w="3430"/>
           </w:tcPr>
           <w:p>
             <w:r/>
@@ -7271,7 +7271,7 @@
         </w:tc>
         <w:tc>
           <w:tcPr>
-            <w:tcW w:type="dxa" w:w="1191"/>
+            <w:tcW w:type="dxa" w:w="1332"/>
           </w:tcPr>
           <w:p>
             <w:pPr>
@@ -7304,7 +7304,7 @@
         </w:tc>
         <w:tc>
           <w:tcPr>
-            <w:tcW w:type="dxa" w:w="1077"/>
+            <w:tcW w:type="dxa" w:w="1134"/>
           </w:tcPr>
           <w:p>
             <w:pPr>
@@ -7337,7 +7337,7 @@
         </w:tc>
         <w:tc>
           <w:tcPr>
-            <w:tcW w:type="dxa" w:w="3628"/>
+            <w:tcW w:type="dxa" w:w="3430"/>
           </w:tcPr>
           <w:p>
             <w:r/>
@@ -7372,7 +7372,7 @@
         </w:tc>
         <w:tc>
           <w:tcPr>
-            <w:tcW w:type="dxa" w:w="1191"/>
+            <w:tcW w:type="dxa" w:w="1332"/>
           </w:tcPr>
           <w:p>
             <w:pPr>
@@ -7405,7 +7405,7 @@
         </w:tc>
         <w:tc>
           <w:tcPr>
-            <w:tcW w:type="dxa" w:w="1077"/>
+            <w:tcW w:type="dxa" w:w="1134"/>
           </w:tcPr>
           <w:p>
             <w:pPr>
@@ -7438,7 +7438,7 @@
         </w:tc>
         <w:tc>
           <w:tcPr>
-            <w:tcW w:type="dxa" w:w="3628"/>
+            <w:tcW w:type="dxa" w:w="3430"/>
           </w:tcPr>
           <w:p>
             <w:r/>
@@ -7473,7 +7473,7 @@
         </w:tc>
         <w:tc>
           <w:tcPr>
-            <w:tcW w:type="dxa" w:w="1191"/>
+            <w:tcW w:type="dxa" w:w="1332"/>
           </w:tcPr>
           <w:p>
             <w:pPr>
@@ -7506,7 +7506,7 @@
         </w:tc>
         <w:tc>
           <w:tcPr>
-            <w:tcW w:type="dxa" w:w="1077"/>
+            <w:tcW w:type="dxa" w:w="1134"/>
           </w:tcPr>
           <w:p>
             <w:pPr>
@@ -7539,7 +7539,7 @@
         </w:tc>
         <w:tc>
           <w:tcPr>
-            <w:tcW w:type="dxa" w:w="3628"/>
+            <w:tcW w:type="dxa" w:w="3430"/>
           </w:tcPr>
           <w:p>
             <w:r/>
@@ -7574,7 +7574,7 @@
         </w:tc>
         <w:tc>
           <w:tcPr>
-            <w:tcW w:type="dxa" w:w="1191"/>
+            <w:tcW w:type="dxa" w:w="1332"/>
           </w:tcPr>
           <w:p>
             <w:pPr>
@@ -7607,7 +7607,7 @@
         </w:tc>
         <w:tc>
           <w:tcPr>
-            <w:tcW w:type="dxa" w:w="1077"/>
+            <w:tcW w:type="dxa" w:w="1134"/>
           </w:tcPr>
           <w:p>
             <w:pPr>
@@ -7640,7 +7640,7 @@
         </w:tc>
         <w:tc>
           <w:tcPr>
-            <w:tcW w:type="dxa" w:w="3628"/>
+            <w:tcW w:type="dxa" w:w="3430"/>
           </w:tcPr>
           <w:p>
             <w:r/>
@@ -7675,7 +7675,7 @@
         </w:tc>
         <w:tc>
           <w:tcPr>
-            <w:tcW w:type="dxa" w:w="1191"/>
+            <w:tcW w:type="dxa" w:w="1332"/>
           </w:tcPr>
           <w:p>
             <w:pPr>
@@ -7708,7 +7708,7 @@
         </w:tc>
         <w:tc>
           <w:tcPr>
-            <w:tcW w:type="dxa" w:w="1077"/>
+            <w:tcW w:type="dxa" w:w="1134"/>
           </w:tcPr>
           <w:p>
             <w:pPr>
@@ -7741,7 +7741,7 @@
         </w:tc>
         <w:tc>
           <w:tcPr>
-            <w:tcW w:type="dxa" w:w="3628"/>
+            <w:tcW w:type="dxa" w:w="3430"/>
           </w:tcPr>
           <w:p>
             <w:r/>
@@ -7776,7 +7776,7 @@
         </w:tc>
         <w:tc>
           <w:tcPr>
-            <w:tcW w:type="dxa" w:w="1191"/>
+            <w:tcW w:type="dxa" w:w="1332"/>
           </w:tcPr>
           <w:p>
             <w:pPr>
@@ -7809,7 +7809,7 @@
         </w:tc>
         <w:tc>
           <w:tcPr>
-            <w:tcW w:type="dxa" w:w="1077"/>
+            <w:tcW w:type="dxa" w:w="1134"/>
           </w:tcPr>
           <w:p>
             <w:pPr>
@@ -7842,7 +7842,7 @@
         </w:tc>
         <w:tc>
           <w:tcPr>
-            <w:tcW w:type="dxa" w:w="3628"/>
+            <w:tcW w:type="dxa" w:w="3430"/>
           </w:tcPr>
           <w:p>
             <w:r/>
@@ -7877,7 +7877,7 @@
         </w:tc>
         <w:tc>
           <w:tcPr>
-            <w:tcW w:type="dxa" w:w="1191"/>
+            <w:tcW w:type="dxa" w:w="1332"/>
           </w:tcPr>
           <w:p>
             <w:pPr>
@@ -7910,7 +7910,7 @@
         </w:tc>
         <w:tc>
           <w:tcPr>
-            <w:tcW w:type="dxa" w:w="1077"/>
+            <w:tcW w:type="dxa" w:w="1134"/>
           </w:tcPr>
           <w:p>
             <w:pPr>
@@ -7943,7 +7943,7 @@
         </w:tc>
         <w:tc>
           <w:tcPr>
-            <w:tcW w:type="dxa" w:w="3628"/>
+            <w:tcW w:type="dxa" w:w="3430"/>
           </w:tcPr>
           <w:p>
             <w:r/>
@@ -7978,7 +7978,7 @@
         </w:tc>
         <w:tc>
           <w:tcPr>
-            <w:tcW w:type="dxa" w:w="1191"/>
+            <w:tcW w:type="dxa" w:w="1332"/>
           </w:tcPr>
           <w:p>
             <w:pPr>
@@ -8011,7 +8011,7 @@
         </w:tc>
         <w:tc>
           <w:tcPr>
-            <w:tcW w:type="dxa" w:w="1077"/>
+            <w:tcW w:type="dxa" w:w="1134"/>
           </w:tcPr>
           <w:p>
             <w:pPr>
@@ -8044,7 +8044,7 @@
         </w:tc>
         <w:tc>
           <w:tcPr>
-            <w:tcW w:type="dxa" w:w="3628"/>
+            <w:tcW w:type="dxa" w:w="3430"/>
           </w:tcPr>
           <w:p>
             <w:r/>
@@ -8079,7 +8079,7 @@
         </w:tc>
         <w:tc>
           <w:tcPr>
-            <w:tcW w:type="dxa" w:w="1191"/>
+            <w:tcW w:type="dxa" w:w="1332"/>
           </w:tcPr>
           <w:p>
             <w:pPr>
@@ -8112,7 +8112,7 @@
         </w:tc>
         <w:tc>
           <w:tcPr>
-            <w:tcW w:type="dxa" w:w="1077"/>
+            <w:tcW w:type="dxa" w:w="1134"/>
           </w:tcPr>
           <w:p>
             <w:pPr>
@@ -8145,7 +8145,7 @@
         </w:tc>
         <w:tc>
           <w:tcPr>
-            <w:tcW w:type="dxa" w:w="3628"/>
+            <w:tcW w:type="dxa" w:w="3430"/>
           </w:tcPr>
           <w:p>
             <w:r/>
@@ -8180,7 +8180,7 @@
         </w:tc>
         <w:tc>
           <w:tcPr>
-            <w:tcW w:type="dxa" w:w="1191"/>
+            <w:tcW w:type="dxa" w:w="1332"/>
           </w:tcPr>
           <w:p>
             <w:pPr>
@@ -8213,7 +8213,7 @@
         </w:tc>
         <w:tc>
           <w:tcPr>
-            <w:tcW w:type="dxa" w:w="1077"/>
+            <w:tcW w:type="dxa" w:w="1134"/>
           </w:tcPr>
           <w:p>
             <w:pPr>
@@ -8246,7 +8246,7 @@
         </w:tc>
         <w:tc>
           <w:tcPr>
-            <w:tcW w:type="dxa" w:w="3628"/>
+            <w:tcW w:type="dxa" w:w="3430"/>
           </w:tcPr>
           <w:p>
             <w:r/>
@@ -8281,7 +8281,7 @@
         </w:tc>
         <w:tc>
           <w:tcPr>
-            <w:tcW w:type="dxa" w:w="1191"/>
+            <w:tcW w:type="dxa" w:w="1332"/>
           </w:tcPr>
           <w:p>
             <w:pPr>
@@ -8314,7 +8314,7 @@
         </w:tc>
         <w:tc>
           <w:tcPr>
-            <w:tcW w:type="dxa" w:w="1077"/>
+            <w:tcW w:type="dxa" w:w="1134"/>
           </w:tcPr>
           <w:p>
             <w:pPr>
@@ -8347,7 +8347,7 @@
         </w:tc>
         <w:tc>
           <w:tcPr>
-            <w:tcW w:type="dxa" w:w="3628"/>
+            <w:tcW w:type="dxa" w:w="3430"/>
           </w:tcPr>
           <w:p>
             <w:r/>
@@ -8382,7 +8382,7 @@
         </w:tc>
         <w:tc>
           <w:tcPr>
-            <w:tcW w:type="dxa" w:w="1191"/>
+            <w:tcW w:type="dxa" w:w="1332"/>
           </w:tcPr>
           <w:p>
             <w:pPr>
@@ -8415,7 +8415,7 @@
         </w:tc>
         <w:tc>
           <w:tcPr>
-            <w:tcW w:type="dxa" w:w="1077"/>
+            <w:tcW w:type="dxa" w:w="1134"/>
           </w:tcPr>
           <w:p>
             <w:pPr>
@@ -8448,7 +8448,7 @@
         </w:tc>
         <w:tc>
           <w:tcPr>
-            <w:tcW w:type="dxa" w:w="3628"/>
+            <w:tcW w:type="dxa" w:w="3430"/>
           </w:tcPr>
           <w:p>
             <w:r/>
@@ -8495,11 +8495,11 @@
       </w:tblPr>
       <w:tblGrid>
         <w:gridCol w:w="1814"/>
-        <w:gridCol w:w="1191"/>
+        <w:gridCol w:w="1332"/>
         <w:gridCol w:w="907"/>
-        <w:gridCol w:w="1077"/>
+        <w:gridCol w:w="1134"/>
         <w:gridCol w:w="794"/>
-        <w:gridCol w:w="3629"/>
+        <w:gridCol w:w="3430"/>
       </w:tblGrid>
       <w:tr>
         <w:trPr>
@@ -8523,7 +8523,7 @@
         </w:tc>
         <w:tc>
           <w:tcPr>
-            <w:tcW w:type="dxa" w:w="1191"/>
+            <w:tcW w:type="dxa" w:w="1332"/>
           </w:tcPr>
           <w:p>
             <w:r/>
@@ -8555,7 +8555,7 @@
         </w:tc>
         <w:tc>
           <w:tcPr>
-            <w:tcW w:type="dxa" w:w="1077"/>
+            <w:tcW w:type="dxa" w:w="1134"/>
           </w:tcPr>
           <w:p>
             <w:r/>
@@ -8587,7 +8587,7 @@
         </w:tc>
         <w:tc>
           <w:tcPr>
-            <w:tcW w:type="dxa" w:w="3628"/>
+            <w:tcW w:type="dxa" w:w="3430"/>
           </w:tcPr>
           <w:p>
             <w:r/>
@@ -8623,7 +8623,7 @@
         </w:tc>
         <w:tc>
           <w:tcPr>
-            <w:tcW w:type="dxa" w:w="1191"/>
+            <w:tcW w:type="dxa" w:w="1332"/>
           </w:tcPr>
           <w:p>
             <w:pPr>
@@ -8656,7 +8656,7 @@
         </w:tc>
         <w:tc>
           <w:tcPr>
-            <w:tcW w:type="dxa" w:w="1077"/>
+            <w:tcW w:type="dxa" w:w="1134"/>
           </w:tcPr>
           <w:p>
             <w:pPr>
@@ -8689,7 +8689,7 @@
         </w:tc>
         <w:tc>
           <w:tcPr>
-            <w:tcW w:type="dxa" w:w="3628"/>
+            <w:tcW w:type="dxa" w:w="3430"/>
           </w:tcPr>
           <w:p>
             <w:r/>
@@ -8724,7 +8724,7 @@
         </w:tc>
         <w:tc>
           <w:tcPr>
-            <w:tcW w:type="dxa" w:w="1191"/>
+            <w:tcW w:type="dxa" w:w="1332"/>
           </w:tcPr>
           <w:p>
             <w:pPr>
@@ -8757,7 +8757,7 @@
         </w:tc>
         <w:tc>
           <w:tcPr>
-            <w:tcW w:type="dxa" w:w="1077"/>
+            <w:tcW w:type="dxa" w:w="1134"/>
           </w:tcPr>
           <w:p>
             <w:pPr>
@@ -8790,7 +8790,7 @@
         </w:tc>
         <w:tc>
           <w:tcPr>
-            <w:tcW w:type="dxa" w:w="3628"/>
+            <w:tcW w:type="dxa" w:w="3430"/>
           </w:tcPr>
           <w:p>
             <w:r/>
@@ -8825,7 +8825,7 @@
         </w:tc>
         <w:tc>
           <w:tcPr>
-            <w:tcW w:type="dxa" w:w="1191"/>
+            <w:tcW w:type="dxa" w:w="1332"/>
           </w:tcPr>
           <w:p>
             <w:pPr>
@@ -8858,7 +8858,7 @@
         </w:tc>
         <w:tc>
           <w:tcPr>
-            <w:tcW w:type="dxa" w:w="1077"/>
+            <w:tcW w:type="dxa" w:w="1134"/>
           </w:tcPr>
           <w:p>
             <w:pPr>
@@ -8891,7 +8891,7 @@
         </w:tc>
         <w:tc>
           <w:tcPr>
-            <w:tcW w:type="dxa" w:w="3628"/>
+            <w:tcW w:type="dxa" w:w="3430"/>
           </w:tcPr>
           <w:p>
             <w:r/>
@@ -8926,7 +8926,7 @@
         </w:tc>
         <w:tc>
           <w:tcPr>
-            <w:tcW w:type="dxa" w:w="1191"/>
+            <w:tcW w:type="dxa" w:w="1332"/>
           </w:tcPr>
           <w:p>
             <w:pPr>
@@ -8959,7 +8959,7 @@
         </w:tc>
         <w:tc>
           <w:tcPr>
-            <w:tcW w:type="dxa" w:w="1077"/>
+            <w:tcW w:type="dxa" w:w="1134"/>
           </w:tcPr>
           <w:p>
             <w:pPr>
@@ -8992,7 +8992,7 @@
         </w:tc>
         <w:tc>
           <w:tcPr>
-            <w:tcW w:type="dxa" w:w="3628"/>
+            <w:tcW w:type="dxa" w:w="3430"/>
           </w:tcPr>
           <w:p>
             <w:r/>
@@ -9027,7 +9027,7 @@
         </w:tc>
         <w:tc>
           <w:tcPr>
-            <w:tcW w:type="dxa" w:w="1191"/>
+            <w:tcW w:type="dxa" w:w="1332"/>
           </w:tcPr>
           <w:p>
             <w:pPr>
@@ -9060,7 +9060,7 @@
         </w:tc>
         <w:tc>
           <w:tcPr>
-            <w:tcW w:type="dxa" w:w="1077"/>
+            <w:tcW w:type="dxa" w:w="1134"/>
           </w:tcPr>
           <w:p>
             <w:pPr>
@@ -9093,7 +9093,7 @@
         </w:tc>
         <w:tc>
           <w:tcPr>
-            <w:tcW w:type="dxa" w:w="3628"/>
+            <w:tcW w:type="dxa" w:w="3430"/>
           </w:tcPr>
           <w:p>
             <w:r/>
@@ -9128,7 +9128,7 @@
         </w:tc>
         <w:tc>
           <w:tcPr>
-            <w:tcW w:type="dxa" w:w="1191"/>
+            <w:tcW w:type="dxa" w:w="1332"/>
           </w:tcPr>
           <w:p>
             <w:pPr>
@@ -9161,7 +9161,7 @@
         </w:tc>
         <w:tc>
           <w:tcPr>
-            <w:tcW w:type="dxa" w:w="1077"/>
+            <w:tcW w:type="dxa" w:w="1134"/>
           </w:tcPr>
           <w:p>
             <w:pPr>
@@ -9194,7 +9194,7 @@
         </w:tc>
         <w:tc>
           <w:tcPr>
-            <w:tcW w:type="dxa" w:w="3628"/>
+            <w:tcW w:type="dxa" w:w="3430"/>
           </w:tcPr>
           <w:p>
             <w:r/>
@@ -9241,11 +9241,11 @@
       </w:tblPr>
       <w:tblGrid>
         <w:gridCol w:w="1814"/>
-        <w:gridCol w:w="1191"/>
+        <w:gridCol w:w="1332"/>
         <w:gridCol w:w="907"/>
-        <w:gridCol w:w="1077"/>
+        <w:gridCol w:w="1134"/>
         <w:gridCol w:w="794"/>
-        <w:gridCol w:w="3629"/>
+        <w:gridCol w:w="3430"/>
       </w:tblGrid>
       <w:tr>
         <w:trPr>
@@ -9269,7 +9269,7 @@
         </w:tc>
         <w:tc>
           <w:tcPr>
-            <w:tcW w:type="dxa" w:w="1191"/>
+            <w:tcW w:type="dxa" w:w="1332"/>
           </w:tcPr>
           <w:p>
             <w:r/>
@@ -9301,7 +9301,7 @@
         </w:tc>
         <w:tc>
           <w:tcPr>
-            <w:tcW w:type="dxa" w:w="1077"/>
+            <w:tcW w:type="dxa" w:w="1134"/>
           </w:tcPr>
           <w:p>
             <w:r/>
@@ -9333,7 +9333,7 @@
         </w:tc>
         <w:tc>
           <w:tcPr>
-            <w:tcW w:type="dxa" w:w="3628"/>
+            <w:tcW w:type="dxa" w:w="3430"/>
           </w:tcPr>
           <w:p>
             <w:r/>
@@ -9369,7 +9369,7 @@
         </w:tc>
         <w:tc>
           <w:tcPr>
-            <w:tcW w:type="dxa" w:w="1191"/>
+            <w:tcW w:type="dxa" w:w="1332"/>
           </w:tcPr>
           <w:p>
             <w:pPr>
@@ -9402,7 +9402,7 @@
         </w:tc>
         <w:tc>
           <w:tcPr>
-            <w:tcW w:type="dxa" w:w="1077"/>
+            <w:tcW w:type="dxa" w:w="1134"/>
           </w:tcPr>
           <w:p>
             <w:pPr>
@@ -9435,7 +9435,7 @@
         </w:tc>
         <w:tc>
           <w:tcPr>
-            <w:tcW w:type="dxa" w:w="3628"/>
+            <w:tcW w:type="dxa" w:w="3430"/>
           </w:tcPr>
           <w:p>
             <w:r/>
@@ -9470,7 +9470,7 @@
         </w:tc>
         <w:tc>
           <w:tcPr>
-            <w:tcW w:type="dxa" w:w="1191"/>
+            <w:tcW w:type="dxa" w:w="1332"/>
           </w:tcPr>
           <w:p>
             <w:pPr>
@@ -9503,7 +9503,7 @@
         </w:tc>
         <w:tc>
           <w:tcPr>
-            <w:tcW w:type="dxa" w:w="1077"/>
+            <w:tcW w:type="dxa" w:w="1134"/>
           </w:tcPr>
           <w:p>
             <w:pPr>
@@ -9536,7 +9536,7 @@
         </w:tc>
         <w:tc>
           <w:tcPr>
-            <w:tcW w:type="dxa" w:w="3628"/>
+            <w:tcW w:type="dxa" w:w="3430"/>
           </w:tcPr>
           <w:p>
             <w:r/>
@@ -9571,7 +9571,7 @@
         </w:tc>
         <w:tc>
           <w:tcPr>
-            <w:tcW w:type="dxa" w:w="1191"/>
+            <w:tcW w:type="dxa" w:w="1332"/>
           </w:tcPr>
           <w:p>
             <w:pPr>
@@ -9604,7 +9604,7 @@
         </w:tc>
         <w:tc>
           <w:tcPr>
-            <w:tcW w:type="dxa" w:w="1077"/>
+            <w:tcW w:type="dxa" w:w="1134"/>
           </w:tcPr>
           <w:p>
             <w:pPr>
@@ -9637,7 +9637,7 @@
         </w:tc>
         <w:tc>
           <w:tcPr>
-            <w:tcW w:type="dxa" w:w="3628"/>
+            <w:tcW w:type="dxa" w:w="3430"/>
           </w:tcPr>
           <w:p>
             <w:r/>
@@ -9672,7 +9672,7 @@
         </w:tc>
         <w:tc>
           <w:tcPr>
-            <w:tcW w:type="dxa" w:w="1191"/>
+            <w:tcW w:type="dxa" w:w="1332"/>
           </w:tcPr>
           <w:p>
             <w:pPr>
@@ -9705,7 +9705,7 @@
         </w:tc>
         <w:tc>
           <w:tcPr>
-            <w:tcW w:type="dxa" w:w="1077"/>
+            <w:tcW w:type="dxa" w:w="1134"/>
           </w:tcPr>
           <w:p>
             <w:pPr>
@@ -9738,7 +9738,7 @@
         </w:tc>
         <w:tc>
           <w:tcPr>
-            <w:tcW w:type="dxa" w:w="3628"/>
+            <w:tcW w:type="dxa" w:w="3430"/>
           </w:tcPr>
           <w:p>
             <w:r/>
@@ -9773,7 +9773,7 @@
         </w:tc>
         <w:tc>
           <w:tcPr>
-            <w:tcW w:type="dxa" w:w="1191"/>
+            <w:tcW w:type="dxa" w:w="1332"/>
           </w:tcPr>
           <w:p>
             <w:pPr>
@@ -9806,7 +9806,7 @@
         </w:tc>
         <w:tc>
           <w:tcPr>
-            <w:tcW w:type="dxa" w:w="1077"/>
+            <w:tcW w:type="dxa" w:w="1134"/>
           </w:tcPr>
           <w:p>
             <w:pPr>
@@ -9839,7 +9839,7 @@
         </w:tc>
         <w:tc>
           <w:tcPr>
-            <w:tcW w:type="dxa" w:w="3628"/>
+            <w:tcW w:type="dxa" w:w="3430"/>
           </w:tcPr>
           <w:p>
             <w:r/>
@@ -9874,7 +9874,7 @@
         </w:tc>
         <w:tc>
           <w:tcPr>
-            <w:tcW w:type="dxa" w:w="1191"/>
+            <w:tcW w:type="dxa" w:w="1332"/>
           </w:tcPr>
           <w:p>
             <w:pPr>
@@ -9907,7 +9907,7 @@
         </w:tc>
         <w:tc>
           <w:tcPr>
-            <w:tcW w:type="dxa" w:w="1077"/>
+            <w:tcW w:type="dxa" w:w="1134"/>
           </w:tcPr>
           <w:p>
             <w:pPr>
@@ -9940,7 +9940,7 @@
         </w:tc>
         <w:tc>
           <w:tcPr>
-            <w:tcW w:type="dxa" w:w="3628"/>
+            <w:tcW w:type="dxa" w:w="3430"/>
           </w:tcPr>
           <w:p>
             <w:r/>
@@ -9975,7 +9975,7 @@
         </w:tc>
         <w:tc>
           <w:tcPr>
-            <w:tcW w:type="dxa" w:w="1191"/>
+            <w:tcW w:type="dxa" w:w="1332"/>
           </w:tcPr>
           <w:p>
             <w:pPr>
@@ -10008,7 +10008,7 @@
         </w:tc>
         <w:tc>
           <w:tcPr>
-            <w:tcW w:type="dxa" w:w="1077"/>
+            <w:tcW w:type="dxa" w:w="1134"/>
           </w:tcPr>
           <w:p>
             <w:pPr>
@@ -10041,7 +10041,7 @@
         </w:tc>
         <w:tc>
           <w:tcPr>
-            <w:tcW w:type="dxa" w:w="3628"/>
+            <w:tcW w:type="dxa" w:w="3430"/>
           </w:tcPr>
           <w:p>
             <w:r/>
@@ -10076,7 +10076,7 @@
         </w:tc>
         <w:tc>
           <w:tcPr>
-            <w:tcW w:type="dxa" w:w="1191"/>
+            <w:tcW w:type="dxa" w:w="1332"/>
           </w:tcPr>
           <w:p>
             <w:pPr>
@@ -10109,7 +10109,7 @@
         </w:tc>
         <w:tc>
           <w:tcPr>
-            <w:tcW w:type="dxa" w:w="1077"/>
+            <w:tcW w:type="dxa" w:w="1134"/>
           </w:tcPr>
           <w:p>
             <w:pPr>
@@ -10142,7 +10142,7 @@
         </w:tc>
         <w:tc>
           <w:tcPr>
-            <w:tcW w:type="dxa" w:w="3628"/>
+            <w:tcW w:type="dxa" w:w="3430"/>
           </w:tcPr>
           <w:p>
             <w:r/>
@@ -10177,7 +10177,7 @@
         </w:tc>
         <w:tc>
           <w:tcPr>
-            <w:tcW w:type="dxa" w:w="1191"/>
+            <w:tcW w:type="dxa" w:w="1332"/>
           </w:tcPr>
           <w:p>
             <w:pPr>
@@ -10210,7 +10210,7 @@
         </w:tc>
         <w:tc>
           <w:tcPr>
-            <w:tcW w:type="dxa" w:w="1077"/>
+            <w:tcW w:type="dxa" w:w="1134"/>
           </w:tcPr>
           <w:p>
             <w:pPr>
@@ -10243,7 +10243,7 @@
         </w:tc>
         <w:tc>
           <w:tcPr>
-            <w:tcW w:type="dxa" w:w="3628"/>
+            <w:tcW w:type="dxa" w:w="3430"/>
           </w:tcPr>
           <w:p>
             <w:r/>
@@ -10278,7 +10278,7 @@
         </w:tc>
         <w:tc>
           <w:tcPr>
-            <w:tcW w:type="dxa" w:w="1191"/>
+            <w:tcW w:type="dxa" w:w="1332"/>
           </w:tcPr>
           <w:p>
             <w:pPr>
@@ -10311,7 +10311,7 @@
         </w:tc>
         <w:tc>
           <w:tcPr>
-            <w:tcW w:type="dxa" w:w="1077"/>
+            <w:tcW w:type="dxa" w:w="1134"/>
           </w:tcPr>
           <w:p>
             <w:pPr>
@@ -10344,7 +10344,7 @@
         </w:tc>
         <w:tc>
           <w:tcPr>
-            <w:tcW w:type="dxa" w:w="3628"/>
+            <w:tcW w:type="dxa" w:w="3430"/>
           </w:tcPr>
           <w:p>
             <w:r/>
@@ -10379,7 +10379,7 @@
         </w:tc>
         <w:tc>
           <w:tcPr>
-            <w:tcW w:type="dxa" w:w="1191"/>
+            <w:tcW w:type="dxa" w:w="1332"/>
           </w:tcPr>
           <w:p>
             <w:pPr>
@@ -10412,7 +10412,7 @@
         </w:tc>
         <w:tc>
           <w:tcPr>
-            <w:tcW w:type="dxa" w:w="1077"/>
+            <w:tcW w:type="dxa" w:w="1134"/>
           </w:tcPr>
           <w:p>
             <w:pPr>
@@ -10445,7 +10445,7 @@
         </w:tc>
         <w:tc>
           <w:tcPr>
-            <w:tcW w:type="dxa" w:w="3628"/>
+            <w:tcW w:type="dxa" w:w="3430"/>
           </w:tcPr>
           <w:p>
             <w:r/>
@@ -10480,7 +10480,7 @@
         </w:tc>
         <w:tc>
           <w:tcPr>
-            <w:tcW w:type="dxa" w:w="1191"/>
+            <w:tcW w:type="dxa" w:w="1332"/>
           </w:tcPr>
           <w:p>
             <w:pPr>
@@ -10513,7 +10513,7 @@
         </w:tc>
         <w:tc>
           <w:tcPr>
-            <w:tcW w:type="dxa" w:w="1077"/>
+            <w:tcW w:type="dxa" w:w="1134"/>
           </w:tcPr>
           <w:p>
             <w:pPr>
@@ -10546,7 +10546,7 @@
         </w:tc>
         <w:tc>
           <w:tcPr>
-            <w:tcW w:type="dxa" w:w="3628"/>
+            <w:tcW w:type="dxa" w:w="3430"/>
           </w:tcPr>
           <w:p>
             <w:r/>
@@ -10581,7 +10581,7 @@
         </w:tc>
         <w:tc>
           <w:tcPr>
-            <w:tcW w:type="dxa" w:w="1191"/>
+            <w:tcW w:type="dxa" w:w="1332"/>
           </w:tcPr>
           <w:p>
             <w:pPr>
@@ -10614,7 +10614,7 @@
         </w:tc>
         <w:tc>
           <w:tcPr>
-            <w:tcW w:type="dxa" w:w="1077"/>
+            <w:tcW w:type="dxa" w:w="1134"/>
           </w:tcPr>
           <w:p>
             <w:pPr>
@@ -10647,7 +10647,7 @@
         </w:tc>
         <w:tc>
           <w:tcPr>
-            <w:tcW w:type="dxa" w:w="3628"/>
+            <w:tcW w:type="dxa" w:w="3430"/>
           </w:tcPr>
           <w:p>
             <w:r/>
@@ -10682,7 +10682,7 @@
         </w:tc>
         <w:tc>
           <w:tcPr>
-            <w:tcW w:type="dxa" w:w="1191"/>
+            <w:tcW w:type="dxa" w:w="1332"/>
           </w:tcPr>
           <w:p>
             <w:pPr>
@@ -10715,7 +10715,7 @@
         </w:tc>
         <w:tc>
           <w:tcPr>
-            <w:tcW w:type="dxa" w:w="1077"/>
+            <w:tcW w:type="dxa" w:w="1134"/>
           </w:tcPr>
           <w:p>
             <w:pPr>
@@ -10748,7 +10748,7 @@
         </w:tc>
         <w:tc>
           <w:tcPr>
-            <w:tcW w:type="dxa" w:w="3628"/>
+            <w:tcW w:type="dxa" w:w="3430"/>
           </w:tcPr>
           <w:p>
             <w:r/>
@@ -10783,7 +10783,7 @@
         </w:tc>
         <w:tc>
           <w:tcPr>
-            <w:tcW w:type="dxa" w:w="1191"/>
+            <w:tcW w:type="dxa" w:w="1332"/>
           </w:tcPr>
           <w:p>
             <w:pPr>
@@ -10816,7 +10816,7 @@
         </w:tc>
         <w:tc>
           <w:tcPr>
-            <w:tcW w:type="dxa" w:w="1077"/>
+            <w:tcW w:type="dxa" w:w="1134"/>
           </w:tcPr>
           <w:p>
             <w:pPr>
@@ -10849,7 +10849,7 @@
         </w:tc>
         <w:tc>
           <w:tcPr>
-            <w:tcW w:type="dxa" w:w="3628"/>
+            <w:tcW w:type="dxa" w:w="3430"/>
           </w:tcPr>
           <w:p>
             <w:r/>
@@ -10884,7 +10884,7 @@
         </w:tc>
         <w:tc>
           <w:tcPr>
-            <w:tcW w:type="dxa" w:w="1191"/>
+            <w:tcW w:type="dxa" w:w="1332"/>
           </w:tcPr>
           <w:p>
             <w:pPr>
@@ -10917,7 +10917,7 @@
         </w:tc>
         <w:tc>
           <w:tcPr>
-            <w:tcW w:type="dxa" w:w="1077"/>
+            <w:tcW w:type="dxa" w:w="1134"/>
           </w:tcPr>
           <w:p>
             <w:pPr>
@@ -10950,7 +10950,7 @@
         </w:tc>
         <w:tc>
           <w:tcPr>
-            <w:tcW w:type="dxa" w:w="3628"/>
+            <w:tcW w:type="dxa" w:w="3430"/>
           </w:tcPr>
           <w:p>
             <w:r/>
@@ -10997,11 +10997,11 @@
       </w:tblPr>
       <w:tblGrid>
         <w:gridCol w:w="1814"/>
-        <w:gridCol w:w="1191"/>
+        <w:gridCol w:w="1332"/>
         <w:gridCol w:w="907"/>
-        <w:gridCol w:w="1077"/>
+        <w:gridCol w:w="1134"/>
         <w:gridCol w:w="794"/>
-        <w:gridCol w:w="3629"/>
+        <w:gridCol w:w="3430"/>
       </w:tblGrid>
       <w:tr>
         <w:trPr>
@@ -11025,7 +11025,7 @@
         </w:tc>
         <w:tc>
           <w:tcPr>
-            <w:tcW w:type="dxa" w:w="1191"/>
+            <w:tcW w:type="dxa" w:w="1332"/>
           </w:tcPr>
           <w:p>
             <w:r/>
@@ -11057,7 +11057,7 @@
         </w:tc>
         <w:tc>
           <w:tcPr>
-            <w:tcW w:type="dxa" w:w="1077"/>
+            <w:tcW w:type="dxa" w:w="1134"/>
           </w:tcPr>
           <w:p>
             <w:r/>
@@ -11089,7 +11089,7 @@
         </w:tc>
         <w:tc>
           <w:tcPr>
-            <w:tcW w:type="dxa" w:w="3628"/>
+            <w:tcW w:type="dxa" w:w="3430"/>
           </w:tcPr>
           <w:p>
             <w:r/>
@@ -11125,7 +11125,7 @@
         </w:tc>
         <w:tc>
           <w:tcPr>
-            <w:tcW w:type="dxa" w:w="1191"/>
+            <w:tcW w:type="dxa" w:w="1332"/>
           </w:tcPr>
           <w:p>
             <w:pPr>
@@ -11158,7 +11158,7 @@
         </w:tc>
         <w:tc>
           <w:tcPr>
-            <w:tcW w:type="dxa" w:w="1077"/>
+            <w:tcW w:type="dxa" w:w="1134"/>
           </w:tcPr>
           <w:p>
             <w:pPr>
@@ -11191,7 +11191,7 @@
         </w:tc>
         <w:tc>
           <w:tcPr>
-            <w:tcW w:type="dxa" w:w="3628"/>
+            <w:tcW w:type="dxa" w:w="3430"/>
           </w:tcPr>
           <w:p>
             <w:r/>
@@ -11226,7 +11226,7 @@
         </w:tc>
         <w:tc>
           <w:tcPr>
-            <w:tcW w:type="dxa" w:w="1191"/>
+            <w:tcW w:type="dxa" w:w="1332"/>
           </w:tcPr>
           <w:p>
             <w:pPr>
@@ -11259,7 +11259,7 @@
         </w:tc>
         <w:tc>
           <w:tcPr>
-            <w:tcW w:type="dxa" w:w="1077"/>
+            <w:tcW w:type="dxa" w:w="1134"/>
           </w:tcPr>
           <w:p>
             <w:pPr>
@@ -11292,7 +11292,7 @@
         </w:tc>
         <w:tc>
           <w:tcPr>
-            <w:tcW w:type="dxa" w:w="3628"/>
+            <w:tcW w:type="dxa" w:w="3430"/>
           </w:tcPr>
           <w:p>
             <w:r/>
@@ -11327,7 +11327,7 @@
         </w:tc>
         <w:tc>
           <w:tcPr>
-            <w:tcW w:type="dxa" w:w="1191"/>
+            <w:tcW w:type="dxa" w:w="1332"/>
           </w:tcPr>
           <w:p>
             <w:pPr>
@@ -11360,7 +11360,7 @@
         </w:tc>
         <w:tc>
           <w:tcPr>
-            <w:tcW w:type="dxa" w:w="1077"/>
+            <w:tcW w:type="dxa" w:w="1134"/>
           </w:tcPr>
           <w:p>
             <w:pPr>
@@ -11393,7 +11393,7 @@
         </w:tc>
         <w:tc>
           <w:tcPr>
-            <w:tcW w:type="dxa" w:w="3628"/>
+            <w:tcW w:type="dxa" w:w="3430"/>
           </w:tcPr>
           <w:p>
             <w:r/>
@@ -11428,7 +11428,7 @@
         </w:tc>
         <w:tc>
           <w:tcPr>
-            <w:tcW w:type="dxa" w:w="1191"/>
+            <w:tcW w:type="dxa" w:w="1332"/>
           </w:tcPr>
           <w:p>
             <w:pPr>
@@ -11461,7 +11461,7 @@
         </w:tc>
         <w:tc>
           <w:tcPr>
-            <w:tcW w:type="dxa" w:w="1077"/>
+            <w:tcW w:type="dxa" w:w="1134"/>
           </w:tcPr>
           <w:p>
             <w:pPr>
@@ -11494,7 +11494,7 @@
         </w:tc>
         <w:tc>
           <w:tcPr>
-            <w:tcW w:type="dxa" w:w="3628"/>
+            <w:tcW w:type="dxa" w:w="3430"/>
           </w:tcPr>
           <w:p>
             <w:r/>
@@ -11529,7 +11529,7 @@
         </w:tc>
         <w:tc>
           <w:tcPr>
-            <w:tcW w:type="dxa" w:w="1191"/>
+            <w:tcW w:type="dxa" w:w="1332"/>
           </w:tcPr>
           <w:p>
             <w:pPr>
@@ -11562,7 +11562,7 @@
         </w:tc>
         <w:tc>
           <w:tcPr>
-            <w:tcW w:type="dxa" w:w="1077"/>
+            <w:tcW w:type="dxa" w:w="1134"/>
           </w:tcPr>
           <w:p>
             <w:pPr>
@@ -11595,7 +11595,7 @@
         </w:tc>
         <w:tc>
           <w:tcPr>
-            <w:tcW w:type="dxa" w:w="3628"/>
+            <w:tcW w:type="dxa" w:w="3430"/>
           </w:tcPr>
           <w:p>
             <w:r/>
@@ -11630,7 +11630,7 @@
         </w:tc>
         <w:tc>
           <w:tcPr>
-            <w:tcW w:type="dxa" w:w="1191"/>
+            <w:tcW w:type="dxa" w:w="1332"/>
           </w:tcPr>
           <w:p>
             <w:pPr>
@@ -11663,7 +11663,7 @@
         </w:tc>
         <w:tc>
           <w:tcPr>
-            <w:tcW w:type="dxa" w:w="1077"/>
+            <w:tcW w:type="dxa" w:w="1134"/>
           </w:tcPr>
           <w:p>
             <w:pPr>
@@ -11696,7 +11696,7 @@
         </w:tc>
         <w:tc>
           <w:tcPr>
-            <w:tcW w:type="dxa" w:w="3628"/>
+            <w:tcW w:type="dxa" w:w="3430"/>
           </w:tcPr>
           <w:p>
             <w:r/>
@@ -11731,7 +11731,7 @@
         </w:tc>
         <w:tc>
           <w:tcPr>
-            <w:tcW w:type="dxa" w:w="1191"/>
+            <w:tcW w:type="dxa" w:w="1332"/>
           </w:tcPr>
           <w:p>
             <w:pPr>
@@ -11764,7 +11764,7 @@
         </w:tc>
         <w:tc>
           <w:tcPr>
-            <w:tcW w:type="dxa" w:w="1077"/>
+            <w:tcW w:type="dxa" w:w="1134"/>
           </w:tcPr>
           <w:p>
             <w:pPr>
@@ -11797,7 +11797,7 @@
         </w:tc>
         <w:tc>
           <w:tcPr>
-            <w:tcW w:type="dxa" w:w="3628"/>
+            <w:tcW w:type="dxa" w:w="3430"/>
           </w:tcPr>
           <w:p>
             <w:r/>
@@ -11832,7 +11832,7 @@
         </w:tc>
         <w:tc>
           <w:tcPr>
-            <w:tcW w:type="dxa" w:w="1191"/>
+            <w:tcW w:type="dxa" w:w="1332"/>
           </w:tcPr>
           <w:p>
             <w:pPr>
@@ -11865,7 +11865,7 @@
         </w:tc>
         <w:tc>
           <w:tcPr>
-            <w:tcW w:type="dxa" w:w="1077"/>
+            <w:tcW w:type="dxa" w:w="1134"/>
           </w:tcPr>
           <w:p>
             <w:pPr>
@@ -11898,7 +11898,7 @@
         </w:tc>
         <w:tc>
           <w:tcPr>
-            <w:tcW w:type="dxa" w:w="3628"/>
+            <w:tcW w:type="dxa" w:w="3430"/>
           </w:tcPr>
           <w:p>
             <w:r/>
@@ -11933,7 +11933,7 @@
         </w:tc>
         <w:tc>
           <w:tcPr>
-            <w:tcW w:type="dxa" w:w="1191"/>
+            <w:tcW w:type="dxa" w:w="1332"/>
           </w:tcPr>
           <w:p>
             <w:pPr>
@@ -11966,7 +11966,7 @@
         </w:tc>
         <w:tc>
           <w:tcPr>
-            <w:tcW w:type="dxa" w:w="1077"/>
+            <w:tcW w:type="dxa" w:w="1134"/>
           </w:tcPr>
           <w:p>
             <w:pPr>
@@ -11999,7 +11999,7 @@
         </w:tc>
         <w:tc>
           <w:tcPr>
-            <w:tcW w:type="dxa" w:w="3628"/>
+            <w:tcW w:type="dxa" w:w="3430"/>
           </w:tcPr>
           <w:p>
             <w:r/>
@@ -12034,7 +12034,7 @@
         </w:tc>
         <w:tc>
           <w:tcPr>
-            <w:tcW w:type="dxa" w:w="1191"/>
+            <w:tcW w:type="dxa" w:w="1332"/>
           </w:tcPr>
           <w:p>
             <w:pPr>
@@ -12067,7 +12067,7 @@
         </w:tc>
         <w:tc>
           <w:tcPr>
-            <w:tcW w:type="dxa" w:w="1077"/>
+            <w:tcW w:type="dxa" w:w="1134"/>
           </w:tcPr>
           <w:p>
             <w:pPr>
@@ -12100,7 +12100,7 @@
         </w:tc>
         <w:tc>
           <w:tcPr>
-            <w:tcW w:type="dxa" w:w="3628"/>
+            <w:tcW w:type="dxa" w:w="3430"/>
           </w:tcPr>
           <w:p>
             <w:r/>
@@ -12135,7 +12135,7 @@
         </w:tc>
         <w:tc>
           <w:tcPr>
-            <w:tcW w:type="dxa" w:w="1191"/>
+            <w:tcW w:type="dxa" w:w="1332"/>
           </w:tcPr>
           <w:p>
             <w:pPr>
@@ -12168,7 +12168,7 @@
         </w:tc>
         <w:tc>
           <w:tcPr>
-            <w:tcW w:type="dxa" w:w="1077"/>
+            <w:tcW w:type="dxa" w:w="1134"/>
           </w:tcPr>
           <w:p>
             <w:pPr>
@@ -12201,7 +12201,7 @@
         </w:tc>
         <w:tc>
           <w:tcPr>
-            <w:tcW w:type="dxa" w:w="3628"/>
+            <w:tcW w:type="dxa" w:w="3430"/>
           </w:tcPr>
           <w:p>
             <w:r/>
@@ -12236,7 +12236,7 @@
         </w:tc>
         <w:tc>
           <w:tcPr>
-            <w:tcW w:type="dxa" w:w="1191"/>
+            <w:tcW w:type="dxa" w:w="1332"/>
           </w:tcPr>
           <w:p>
             <w:pPr>
@@ -12269,7 +12269,7 @@
         </w:tc>
         <w:tc>
           <w:tcPr>
-            <w:tcW w:type="dxa" w:w="1077"/>
+            <w:tcW w:type="dxa" w:w="1134"/>
           </w:tcPr>
           <w:p>
             <w:pPr>
@@ -12302,7 +12302,7 @@
         </w:tc>
         <w:tc>
           <w:tcPr>
-            <w:tcW w:type="dxa" w:w="3628"/>
+            <w:tcW w:type="dxa" w:w="3430"/>
           </w:tcPr>
           <w:p>
             <w:r/>
@@ -12337,7 +12337,7 @@
         </w:tc>
         <w:tc>
           <w:tcPr>
-            <w:tcW w:type="dxa" w:w="1191"/>
+            <w:tcW w:type="dxa" w:w="1332"/>
           </w:tcPr>
           <w:p>
             <w:pPr>
@@ -12370,7 +12370,7 @@
         </w:tc>
         <w:tc>
           <w:tcPr>
-            <w:tcW w:type="dxa" w:w="1077"/>
+            <w:tcW w:type="dxa" w:w="1134"/>
           </w:tcPr>
           <w:p>
             <w:pPr>
@@ -12403,7 +12403,7 @@
         </w:tc>
         <w:tc>
           <w:tcPr>
-            <w:tcW w:type="dxa" w:w="3628"/>
+            <w:tcW w:type="dxa" w:w="3430"/>
           </w:tcPr>
           <w:p>
             <w:r/>
@@ -12438,7 +12438,7 @@
         </w:tc>
         <w:tc>
           <w:tcPr>
-            <w:tcW w:type="dxa" w:w="1191"/>
+            <w:tcW w:type="dxa" w:w="1332"/>
           </w:tcPr>
           <w:p>
             <w:pPr>
@@ -12471,7 +12471,7 @@
         </w:tc>
         <w:tc>
           <w:tcPr>
-            <w:tcW w:type="dxa" w:w="1077"/>
+            <w:tcW w:type="dxa" w:w="1134"/>
           </w:tcPr>
           <w:p>
             <w:pPr>
@@ -12504,7 +12504,7 @@
         </w:tc>
         <w:tc>
           <w:tcPr>
-            <w:tcW w:type="dxa" w:w="3628"/>
+            <w:tcW w:type="dxa" w:w="3430"/>
           </w:tcPr>
           <w:p>
             <w:r/>
@@ -12551,11 +12551,11 @@
       </w:tblPr>
       <w:tblGrid>
         <w:gridCol w:w="1814"/>
-        <w:gridCol w:w="1191"/>
+        <w:gridCol w:w="1332"/>
         <w:gridCol w:w="907"/>
-        <w:gridCol w:w="1077"/>
+        <w:gridCol w:w="1134"/>
         <w:gridCol w:w="794"/>
-        <w:gridCol w:w="3629"/>
+        <w:gridCol w:w="3430"/>
       </w:tblGrid>
       <w:tr>
         <w:trPr>
@@ -12579,7 +12579,7 @@
         </w:tc>
         <w:tc>
           <w:tcPr>
-            <w:tcW w:type="dxa" w:w="1191"/>
+            <w:tcW w:type="dxa" w:w="1332"/>
           </w:tcPr>
           <w:p>
             <w:r/>
@@ -12611,7 +12611,7 @@
         </w:tc>
         <w:tc>
           <w:tcPr>
-            <w:tcW w:type="dxa" w:w="1077"/>
+            <w:tcW w:type="dxa" w:w="1134"/>
           </w:tcPr>
           <w:p>
             <w:r/>
@@ -12643,7 +12643,7 @@
         </w:tc>
         <w:tc>
           <w:tcPr>
-            <w:tcW w:type="dxa" w:w="3628"/>
+            <w:tcW w:type="dxa" w:w="3430"/>
           </w:tcPr>
           <w:p>
             <w:r/>
@@ -12679,7 +12679,7 @@
         </w:tc>
         <w:tc>
           <w:tcPr>
-            <w:tcW w:type="dxa" w:w="1191"/>
+            <w:tcW w:type="dxa" w:w="1332"/>
           </w:tcPr>
           <w:p>
             <w:pPr>
@@ -12712,7 +12712,7 @@
         </w:tc>
         <w:tc>
           <w:tcPr>
-            <w:tcW w:type="dxa" w:w="1077"/>
+            <w:tcW w:type="dxa" w:w="1134"/>
           </w:tcPr>
           <w:p>
             <w:pPr>
@@ -12745,7 +12745,7 @@
         </w:tc>
         <w:tc>
           <w:tcPr>
-            <w:tcW w:type="dxa" w:w="3628"/>
+            <w:tcW w:type="dxa" w:w="3430"/>
           </w:tcPr>
           <w:p>
             <w:r/>
@@ -12780,7 +12780,7 @@
         </w:tc>
         <w:tc>
           <w:tcPr>
-            <w:tcW w:type="dxa" w:w="1191"/>
+            <w:tcW w:type="dxa" w:w="1332"/>
           </w:tcPr>
           <w:p>
             <w:pPr>
@@ -12813,7 +12813,7 @@
         </w:tc>
         <w:tc>
           <w:tcPr>
-            <w:tcW w:type="dxa" w:w="1077"/>
+            <w:tcW w:type="dxa" w:w="1134"/>
           </w:tcPr>
           <w:p>
             <w:pPr>
@@ -12846,7 +12846,7 @@
         </w:tc>
         <w:tc>
           <w:tcPr>
-            <w:tcW w:type="dxa" w:w="3628"/>
+            <w:tcW w:type="dxa" w:w="3430"/>
           </w:tcPr>
           <w:p>
             <w:r/>
@@ -12893,11 +12893,11 @@
       </w:tblPr>
       <w:tblGrid>
         <w:gridCol w:w="1814"/>
-        <w:gridCol w:w="1191"/>
+        <w:gridCol w:w="1332"/>
         <w:gridCol w:w="907"/>
-        <w:gridCol w:w="1077"/>
+        <w:gridCol w:w="1134"/>
         <w:gridCol w:w="794"/>
-        <w:gridCol w:w="3629"/>
+        <w:gridCol w:w="3430"/>
       </w:tblGrid>
       <w:tr>
         <w:trPr>
@@ -12921,7 +12921,7 @@
         </w:tc>
         <w:tc>
           <w:tcPr>
-            <w:tcW w:type="dxa" w:w="1191"/>
+            <w:tcW w:type="dxa" w:w="1332"/>
           </w:tcPr>
           <w:p>
             <w:r/>
@@ -12953,7 +12953,7 @@
         </w:tc>
         <w:tc>
           <w:tcPr>
-            <w:tcW w:type="dxa" w:w="1077"/>
+            <w:tcW w:type="dxa" w:w="1134"/>
           </w:tcPr>
           <w:p>
             <w:r/>
@@ -12985,7 +12985,7 @@
         </w:tc>
         <w:tc>
           <w:tcPr>
-            <w:tcW w:type="dxa" w:w="3628"/>
+            <w:tcW w:type="dxa" w:w="3430"/>
           </w:tcPr>
           <w:p>
             <w:r/>
@@ -13021,7 +13021,7 @@
         </w:tc>
         <w:tc>
           <w:tcPr>
-            <w:tcW w:type="dxa" w:w="1191"/>
+            <w:tcW w:type="dxa" w:w="1332"/>
           </w:tcPr>
           <w:p>
             <w:pPr>
@@ -13054,7 +13054,7 @@
         </w:tc>
         <w:tc>
           <w:tcPr>
-            <w:tcW w:type="dxa" w:w="1077"/>
+            <w:tcW w:type="dxa" w:w="1134"/>
           </w:tcPr>
           <w:p>
             <w:pPr>
@@ -13087,7 +13087,7 @@
         </w:tc>
         <w:tc>
           <w:tcPr>
-            <w:tcW w:type="dxa" w:w="3628"/>
+            <w:tcW w:type="dxa" w:w="3430"/>
           </w:tcPr>
           <w:p>
             <w:r/>
@@ -13122,7 +13122,7 @@
         </w:tc>
         <w:tc>
           <w:tcPr>
-            <w:tcW w:type="dxa" w:w="1191"/>
+            <w:tcW w:type="dxa" w:w="1332"/>
           </w:tcPr>
           <w:p>
             <w:pPr>
@@ -13155,7 +13155,7 @@
         </w:tc>
         <w:tc>
           <w:tcPr>
-            <w:tcW w:type="dxa" w:w="1077"/>
+            <w:tcW w:type="dxa" w:w="1134"/>
           </w:tcPr>
           <w:p>
             <w:pPr>
@@ -13188,7 +13188,7 @@
         </w:tc>
         <w:tc>
           <w:tcPr>
-            <w:tcW w:type="dxa" w:w="3628"/>
+            <w:tcW w:type="dxa" w:w="3430"/>
           </w:tcPr>
           <w:p>
             <w:r/>
@@ -13223,7 +13223,7 @@
         </w:tc>
         <w:tc>
           <w:tcPr>
-            <w:tcW w:type="dxa" w:w="1191"/>
+            <w:tcW w:type="dxa" w:w="1332"/>
           </w:tcPr>
           <w:p>
             <w:pPr>
@@ -13256,7 +13256,7 @@
         </w:tc>
         <w:tc>
           <w:tcPr>
-            <w:tcW w:type="dxa" w:w="1077"/>
+            <w:tcW w:type="dxa" w:w="1134"/>
           </w:tcPr>
           <w:p>
             <w:pPr>
@@ -13289,7 +13289,7 @@
         </w:tc>
         <w:tc>
           <w:tcPr>
-            <w:tcW w:type="dxa" w:w="3628"/>
+            <w:tcW w:type="dxa" w:w="3430"/>
           </w:tcPr>
           <w:p>
             <w:r/>
@@ -13324,7 +13324,7 @@
         </w:tc>
         <w:tc>
           <w:tcPr>
-            <w:tcW w:type="dxa" w:w="1191"/>
+            <w:tcW w:type="dxa" w:w="1332"/>
           </w:tcPr>
           <w:p>
             <w:pPr>
@@ -13357,7 +13357,7 @@
         </w:tc>
         <w:tc>
           <w:tcPr>
-            <w:tcW w:type="dxa" w:w="1077"/>
+            <w:tcW w:type="dxa" w:w="1134"/>
           </w:tcPr>
           <w:p>
             <w:pPr>
@@ -13390,7 +13390,7 @@
         </w:tc>
         <w:tc>
           <w:tcPr>
-            <w:tcW w:type="dxa" w:w="3628"/>
+            <w:tcW w:type="dxa" w:w="3430"/>
           </w:tcPr>
           <w:p>
             <w:r/>
@@ -13425,7 +13425,7 @@
         </w:tc>
         <w:tc>
           <w:tcPr>
-            <w:tcW w:type="dxa" w:w="1191"/>
+            <w:tcW w:type="dxa" w:w="1332"/>
           </w:tcPr>
           <w:p>
             <w:pPr>
@@ -13458,7 +13458,7 @@
         </w:tc>
         <w:tc>
           <w:tcPr>
-            <w:tcW w:type="dxa" w:w="1077"/>
+            <w:tcW w:type="dxa" w:w="1134"/>
           </w:tcPr>
           <w:p>
             <w:pPr>
@@ -13491,7 +13491,7 @@
         </w:tc>
         <w:tc>
           <w:tcPr>
-            <w:tcW w:type="dxa" w:w="3628"/>
+            <w:tcW w:type="dxa" w:w="3430"/>
           </w:tcPr>
           <w:p>
             <w:r/>
@@ -13526,7 +13526,7 @@
         </w:tc>
         <w:tc>
           <w:tcPr>
-            <w:tcW w:type="dxa" w:w="1191"/>
+            <w:tcW w:type="dxa" w:w="1332"/>
           </w:tcPr>
           <w:p>
             <w:pPr>
@@ -13559,7 +13559,7 @@
         </w:tc>
         <w:tc>
           <w:tcPr>
-            <w:tcW w:type="dxa" w:w="1077"/>
+            <w:tcW w:type="dxa" w:w="1134"/>
           </w:tcPr>
           <w:p>
             <w:pPr>
@@ -13592,7 +13592,7 @@
         </w:tc>
         <w:tc>
           <w:tcPr>
-            <w:tcW w:type="dxa" w:w="3628"/>
+            <w:tcW w:type="dxa" w:w="3430"/>
           </w:tcPr>
           <w:p>
             <w:r/>
@@ -13627,7 +13627,7 @@
         </w:tc>
         <w:tc>
           <w:tcPr>
-            <w:tcW w:type="dxa" w:w="1191"/>
+            <w:tcW w:type="dxa" w:w="1332"/>
           </w:tcPr>
           <w:p>
             <w:pPr>
@@ -13660,7 +13660,7 @@
         </w:tc>
         <w:tc>
           <w:tcPr>
-            <w:tcW w:type="dxa" w:w="1077"/>
+            <w:tcW w:type="dxa" w:w="1134"/>
           </w:tcPr>
           <w:p>
             <w:pPr>
@@ -13693,7 +13693,7 @@
         </w:tc>
         <w:tc>
           <w:tcPr>
-            <w:tcW w:type="dxa" w:w="3628"/>
+            <w:tcW w:type="dxa" w:w="3430"/>
           </w:tcPr>
           <w:p>
             <w:r/>
@@ -13728,7 +13728,7 @@
         </w:tc>
         <w:tc>
           <w:tcPr>
-            <w:tcW w:type="dxa" w:w="1191"/>
+            <w:tcW w:type="dxa" w:w="1332"/>
           </w:tcPr>
           <w:p>
             <w:pPr>
@@ -13761,7 +13761,7 @@
         </w:tc>
         <w:tc>
           <w:tcPr>
-            <w:tcW w:type="dxa" w:w="1077"/>
+            <w:tcW w:type="dxa" w:w="1134"/>
           </w:tcPr>
           <w:p>
             <w:pPr>
@@ -13794,7 +13794,7 @@
         </w:tc>
         <w:tc>
           <w:tcPr>
-            <w:tcW w:type="dxa" w:w="3628"/>
+            <w:tcW w:type="dxa" w:w="3430"/>
           </w:tcPr>
           <w:p>
             <w:r/>
@@ -13829,7 +13829,7 @@
         </w:tc>
         <w:tc>
           <w:tcPr>
-            <w:tcW w:type="dxa" w:w="1191"/>
+            <w:tcW w:type="dxa" w:w="1332"/>
           </w:tcPr>
           <w:p>
             <w:pPr>
@@ -13862,7 +13862,7 @@
         </w:tc>
         <w:tc>
           <w:tcPr>
-            <w:tcW w:type="dxa" w:w="1077"/>
+            <w:tcW w:type="dxa" w:w="1134"/>
           </w:tcPr>
           <w:p>
             <w:pPr>
@@ -13895,7 +13895,7 @@
         </w:tc>
         <w:tc>
           <w:tcPr>
-            <w:tcW w:type="dxa" w:w="3628"/>
+            <w:tcW w:type="dxa" w:w="3430"/>
           </w:tcPr>
           <w:p>
             <w:r/>
@@ -13930,7 +13930,7 @@
         </w:tc>
         <w:tc>
           <w:tcPr>
-            <w:tcW w:type="dxa" w:w="1191"/>
+            <w:tcW w:type="dxa" w:w="1332"/>
           </w:tcPr>
           <w:p>
             <w:pPr>
@@ -13963,7 +13963,7 @@
         </w:tc>
         <w:tc>
           <w:tcPr>
-            <w:tcW w:type="dxa" w:w="1077"/>
+            <w:tcW w:type="dxa" w:w="1134"/>
           </w:tcPr>
           <w:p>
             <w:pPr>
@@ -13996,7 +13996,7 @@
         </w:tc>
         <w:tc>
           <w:tcPr>
-            <w:tcW w:type="dxa" w:w="3628"/>
+            <w:tcW w:type="dxa" w:w="3430"/>
           </w:tcPr>
           <w:p>
             <w:r/>
@@ -14031,7 +14031,7 @@
         </w:tc>
         <w:tc>
           <w:tcPr>
-            <w:tcW w:type="dxa" w:w="1191"/>
+            <w:tcW w:type="dxa" w:w="1332"/>
           </w:tcPr>
           <w:p>
             <w:pPr>
@@ -14064,7 +14064,7 @@
         </w:tc>
         <w:tc>
           <w:tcPr>
-            <w:tcW w:type="dxa" w:w="1077"/>
+            <w:tcW w:type="dxa" w:w="1134"/>
           </w:tcPr>
           <w:p>
             <w:pPr>
@@ -14097,7 +14097,7 @@
         </w:tc>
         <w:tc>
           <w:tcPr>
-            <w:tcW w:type="dxa" w:w="3628"/>
+            <w:tcW w:type="dxa" w:w="3430"/>
           </w:tcPr>
           <w:p>
             <w:r/>
@@ -14132,7 +14132,7 @@
         </w:tc>
         <w:tc>
           <w:tcPr>
-            <w:tcW w:type="dxa" w:w="1191"/>
+            <w:tcW w:type="dxa" w:w="1332"/>
           </w:tcPr>
           <w:p>
             <w:pPr>
@@ -14165,7 +14165,7 @@
         </w:tc>
         <w:tc>
           <w:tcPr>
-            <w:tcW w:type="dxa" w:w="1077"/>
+            <w:tcW w:type="dxa" w:w="1134"/>
           </w:tcPr>
           <w:p>
             <w:pPr>
@@ -14198,7 +14198,7 @@
         </w:tc>
         <w:tc>
           <w:tcPr>
-            <w:tcW w:type="dxa" w:w="3628"/>
+            <w:tcW w:type="dxa" w:w="3430"/>
           </w:tcPr>
           <w:p>
             <w:r/>
@@ -14233,7 +14233,7 @@
         </w:tc>
         <w:tc>
           <w:tcPr>
-            <w:tcW w:type="dxa" w:w="1191"/>
+            <w:tcW w:type="dxa" w:w="1332"/>
           </w:tcPr>
           <w:p>
             <w:pPr>
@@ -14266,7 +14266,7 @@
         </w:tc>
         <w:tc>
           <w:tcPr>
-            <w:tcW w:type="dxa" w:w="1077"/>
+            <w:tcW w:type="dxa" w:w="1134"/>
           </w:tcPr>
           <w:p>
             <w:pPr>
@@ -14299,7 +14299,7 @@
         </w:tc>
         <w:tc>
           <w:tcPr>
-            <w:tcW w:type="dxa" w:w="3628"/>
+            <w:tcW w:type="dxa" w:w="3430"/>
           </w:tcPr>
           <w:p>
             <w:r/>
@@ -14334,7 +14334,7 @@
         </w:tc>
         <w:tc>
           <w:tcPr>
-            <w:tcW w:type="dxa" w:w="1191"/>
+            <w:tcW w:type="dxa" w:w="1332"/>
           </w:tcPr>
           <w:p>
             <w:pPr>
@@ -14367,7 +14367,7 @@
         </w:tc>
         <w:tc>
           <w:tcPr>
-            <w:tcW w:type="dxa" w:w="1077"/>
+            <w:tcW w:type="dxa" w:w="1134"/>
           </w:tcPr>
           <w:p>
             <w:pPr>
@@ -14400,7 +14400,7 @@
         </w:tc>
         <w:tc>
           <w:tcPr>
-            <w:tcW w:type="dxa" w:w="3628"/>
+            <w:tcW w:type="dxa" w:w="3430"/>
           </w:tcPr>
           <w:p>
             <w:r/>

--- a/engine/phdc_study/PHDC_Bibliography_17-09-2026.docx
+++ b/engine/phdc_study/PHDC_Bibliography_17-09-2026.docx
@@ -361,6 +361,71 @@
                 <w:color w:val="1A1D21"/>
                 <w:sz w:val="17"/>
               </w:rPr>
+              <w:t>1H2026 — 30 June 2026</w:t>
+            </w:r>
+          </w:p>
+        </w:tc>
+        <w:tc>
+          <w:tcPr>
+            <w:tcW w:type="dxa" w:w="2041"/>
+          </w:tcPr>
+          <w:p>
+            <w:r/>
+            <w:r>
+              <w:rPr>
+                <w:color w:val="1A1D21"/>
+                <w:sz w:val="17"/>
+              </w:rPr>
+              <w:t>Palm Hills Developments</w:t>
+            </w:r>
+          </w:p>
+        </w:tc>
+        <w:tc>
+          <w:tcPr>
+            <w:tcW w:type="dxa" w:w="3061"/>
+          </w:tcPr>
+          <w:p>
+            <w:r/>
+            <w:r>
+              <w:rPr>
+                <w:color w:val="1A1D21"/>
+                <w:sz w:val="17"/>
+              </w:rPr>
+              <w:t>the most recent reported period, and the balance sheet the bridge, the book value and the borrowings stand on; also the gross-margin anchor and the cash-conversion rate (a scan; figures read off the rendered pages and held to the statement's own subtotals)</w:t>
+            </w:r>
+          </w:p>
+        </w:tc>
+      </w:tr>
+      <w:tr>
+        <w:trPr>
+          <w:cantSplit/>
+        </w:trPr>
+        <w:tc>
+          <w:tcPr>
+            <w:tcW w:type="dxa" w:w="2494"/>
+          </w:tcPr>
+          <w:p>
+            <w:r/>
+            <w:r>
+              <w:rPr>
+                <w:color w:val="1A1D21"/>
+                <w:sz w:val="17"/>
+              </w:rPr>
+              <w:t>Consolidated financial statements (reviewed)</w:t>
+            </w:r>
+          </w:p>
+        </w:tc>
+        <w:tc>
+          <w:tcPr>
+            <w:tcW w:type="dxa" w:w="1814"/>
+          </w:tcPr>
+          <w:p>
+            <w:r/>
+            <w:r>
+              <w:rPr>
+                <w:color w:val="1A1D21"/>
+                <w:sz w:val="17"/>
+              </w:rPr>
               <w:t>1Q2026 — 31 March 2026</w:t>
             </w:r>
           </w:p>
@@ -391,7 +456,7 @@
                 <w:color w:val="1A1D21"/>
                 <w:sz w:val="17"/>
               </w:rPr>
-              <w:t>the most recent reported quarter, and the balance sheet the bridge, the book value and the borrowings stand on (a scan; figures read off the rendered pages and held to the statement's own subtotals)</w:t>
+              <w:t>the prior reported quarter, superseded as the bridge sheet and the anchor by the half above and retained as its comparative</w:t>
             </w:r>
           </w:p>
         </w:tc>
@@ -14783,7 +14848,7 @@
                 <w:color w:val="1A1D21"/>
                 <w:sz w:val="17"/>
               </w:rPr>
-              <w:t>Net debt, associates, investment property and book equity are taken from the reviewed statement of 31 March 2026 (net debt EGP 27,471.2 million against 24,133.2 million at 31 December 2025); the projected statements keep the audited full year 2025 as their base.</w:t>
+              <w:t>Net debt, associates, investment property and book equity are taken from the reviewed statement of 30 June 2026 (net debt EGP 27,471.2 million against 24,133.2 million at 31 December 2025); the projected statements keep the audited full year 2025 as their base.</w:t>
             </w:r>
           </w:p>
         </w:tc>
@@ -14798,7 +14863,7 @@
                 <w:color w:val="1A1D21"/>
                 <w:sz w:val="17"/>
               </w:rPr>
-              <w:t>A later balance sheet — the half-year 2026 statements, once published.</w:t>
+              <w:t>A later balance sheet than the one named here.</w:t>
             </w:r>
           </w:p>
         </w:tc>
@@ -15723,7 +15788,7 @@
                 <w:color w:val="1A1D21"/>
                 <w:sz w:val="17"/>
               </w:rPr>
-              <w:t>H1 2026 Results</w:t>
+              <w:t>H1 2026 Release Operating Drivers</w:t>
             </w:r>
           </w:p>
         </w:tc>
@@ -15738,7 +15803,7 @@
                 <w:color w:val="1A1D21"/>
                 <w:sz w:val="17"/>
               </w:rPr>
-              <w:t>As at this build date (30-Aug-2026) no 2Q/H1-2026 statements or release are posted to the result centre; the newest disclosure of any kind is 1Q2026 (posted 25-Jun-2026). The study's information set therefore ends at 1Q2026. Closed by: the H1-2026 filing.</w:t>
+              <w:t>The reviewed consolidated statements for the six months ended 30 June 2026 ARE held and are what the bridge, the gross-margin anchor and the cash-conversion rate stand on. What is NOT posted is the H1-2026 RESULTS RELEASE, which is where units sold, new sales, deliveries and construction spend are disclosed — so the half has reviewed financials and no operating drivers, exactly as FY2025 does. Closed by: the H1-2026 release.</w:t>
             </w:r>
           </w:p>
         </w:tc>

--- a/engine/phdc_study/PHDC_Bibliography_17-09-2026.docx
+++ b/engine/phdc_study/PHDC_Bibliography_17-09-2026.docx
@@ -842,11 +842,11 @@
       </w:tblPr>
       <w:tblGrid>
         <w:gridCol w:w="1219"/>
-        <w:gridCol w:w="1026"/>
+        <w:gridCol w:w="1225"/>
         <w:gridCol w:w="635"/>
         <w:gridCol w:w="1128"/>
         <w:gridCol w:w="635"/>
-        <w:gridCol w:w="4774"/>
+        <w:gridCol w:w="4570"/>
       </w:tblGrid>
       <w:tr>
         <w:trPr>
@@ -870,7 +870,7 @@
         </w:tc>
         <w:tc>
           <w:tcPr>
-            <w:tcW w:type="dxa" w:w="1026"/>
+            <w:tcW w:type="dxa" w:w="1225"/>
           </w:tcPr>
           <w:p>
             <w:r/>
@@ -934,7 +934,7 @@
         </w:tc>
         <w:tc>
           <w:tcPr>
-            <w:tcW w:type="dxa" w:w="4774"/>
+            <w:tcW w:type="dxa" w:w="4569"/>
           </w:tcPr>
           <w:p>
             <w:r/>
@@ -970,7 +970,7 @@
         </w:tc>
         <w:tc>
           <w:tcPr>
-            <w:tcW w:type="dxa" w:w="1026"/>
+            <w:tcW w:type="dxa" w:w="1225"/>
           </w:tcPr>
           <w:p>
             <w:pPr>
@@ -1036,7 +1036,7 @@
         </w:tc>
         <w:tc>
           <w:tcPr>
-            <w:tcW w:type="dxa" w:w="4774"/>
+            <w:tcW w:type="dxa" w:w="4569"/>
           </w:tcPr>
           <w:p>
             <w:r/>
@@ -1071,7 +1071,7 @@
         </w:tc>
         <w:tc>
           <w:tcPr>
-            <w:tcW w:type="dxa" w:w="1026"/>
+            <w:tcW w:type="dxa" w:w="1225"/>
           </w:tcPr>
           <w:p>
             <w:pPr>
@@ -1137,7 +1137,7 @@
         </w:tc>
         <w:tc>
           <w:tcPr>
-            <w:tcW w:type="dxa" w:w="4774"/>
+            <w:tcW w:type="dxa" w:w="4569"/>
           </w:tcPr>
           <w:p>
             <w:r/>
@@ -1172,7 +1172,7 @@
         </w:tc>
         <w:tc>
           <w:tcPr>
-            <w:tcW w:type="dxa" w:w="1026"/>
+            <w:tcW w:type="dxa" w:w="1225"/>
           </w:tcPr>
           <w:p>
             <w:pPr>
@@ -1238,7 +1238,7 @@
         </w:tc>
         <w:tc>
           <w:tcPr>
-            <w:tcW w:type="dxa" w:w="4774"/>
+            <w:tcW w:type="dxa" w:w="4569"/>
           </w:tcPr>
           <w:p>
             <w:r/>
@@ -1273,7 +1273,7 @@
         </w:tc>
         <w:tc>
           <w:tcPr>
-            <w:tcW w:type="dxa" w:w="1026"/>
+            <w:tcW w:type="dxa" w:w="1225"/>
           </w:tcPr>
           <w:p>
             <w:pPr>
@@ -1339,7 +1339,7 @@
         </w:tc>
         <w:tc>
           <w:tcPr>
-            <w:tcW w:type="dxa" w:w="4774"/>
+            <w:tcW w:type="dxa" w:w="4569"/>
           </w:tcPr>
           <w:p>
             <w:r/>
@@ -1374,7 +1374,7 @@
         </w:tc>
         <w:tc>
           <w:tcPr>
-            <w:tcW w:type="dxa" w:w="1026"/>
+            <w:tcW w:type="dxa" w:w="1225"/>
           </w:tcPr>
           <w:p>
             <w:pPr>
@@ -1440,7 +1440,7 @@
         </w:tc>
         <w:tc>
           <w:tcPr>
-            <w:tcW w:type="dxa" w:w="4774"/>
+            <w:tcW w:type="dxa" w:w="4569"/>
           </w:tcPr>
           <w:p>
             <w:r/>
@@ -1475,7 +1475,7 @@
         </w:tc>
         <w:tc>
           <w:tcPr>
-            <w:tcW w:type="dxa" w:w="1026"/>
+            <w:tcW w:type="dxa" w:w="1225"/>
           </w:tcPr>
           <w:p>
             <w:pPr>
@@ -1541,7 +1541,7 @@
         </w:tc>
         <w:tc>
           <w:tcPr>
-            <w:tcW w:type="dxa" w:w="4774"/>
+            <w:tcW w:type="dxa" w:w="4569"/>
           </w:tcPr>
           <w:p>
             <w:r/>
@@ -1576,7 +1576,7 @@
         </w:tc>
         <w:tc>
           <w:tcPr>
-            <w:tcW w:type="dxa" w:w="1026"/>
+            <w:tcW w:type="dxa" w:w="1225"/>
           </w:tcPr>
           <w:p>
             <w:pPr>
@@ -1642,7 +1642,7 @@
         </w:tc>
         <w:tc>
           <w:tcPr>
-            <w:tcW w:type="dxa" w:w="4774"/>
+            <w:tcW w:type="dxa" w:w="4569"/>
           </w:tcPr>
           <w:p>
             <w:r/>
@@ -1677,7 +1677,7 @@
         </w:tc>
         <w:tc>
           <w:tcPr>
-            <w:tcW w:type="dxa" w:w="1026"/>
+            <w:tcW w:type="dxa" w:w="1225"/>
           </w:tcPr>
           <w:p>
             <w:pPr>
@@ -1743,7 +1743,7 @@
         </w:tc>
         <w:tc>
           <w:tcPr>
-            <w:tcW w:type="dxa" w:w="4774"/>
+            <w:tcW w:type="dxa" w:w="4569"/>
           </w:tcPr>
           <w:p>
             <w:r/>
@@ -1778,7 +1778,7 @@
         </w:tc>
         <w:tc>
           <w:tcPr>
-            <w:tcW w:type="dxa" w:w="1026"/>
+            <w:tcW w:type="dxa" w:w="1225"/>
           </w:tcPr>
           <w:p>
             <w:pPr>
@@ -1790,7 +1790,7 @@
                 <w:color w:val="1A1D21"/>
                 <w:sz w:val="15"/>
               </w:rPr>
-              <w:t>17,431.4</w:t>
+              <w:t>17,431.419</w:t>
             </w:r>
           </w:p>
         </w:tc>
@@ -1844,16 +1844,16 @@
         </w:tc>
         <w:tc>
           <w:tcPr>
-            <w:tcW w:type="dxa" w:w="4774"/>
-          </w:tcPr>
-          <w:p>
-            <w:r/>
-            <w:r>
-              <w:rPr>
-                <w:color w:val="1A1D21"/>
-                <w:sz w:val="15"/>
-              </w:rPr>
-              <w:t>PHD consolidated financial statements FY2025 (31 Dec 2025), via https:/​/​ir.​palmhillsdevelopments.​com/​en-​us/​financial/​resultcenter</w:t>
+            <w:tcW w:type="dxa" w:w="4569"/>
+          </w:tcPr>
+          <w:p>
+            <w:r/>
+            <w:r>
+              <w:rPr>
+                <w:color w:val="1A1D21"/>
+                <w:sz w:val="15"/>
+              </w:rPr>
+              <w:t>PHD consolidated financial statements FY2025 (31 Dec 2025), via https:/​/​ir.​palmhillsdevelopments.​com/​en-​us/​financial/​resultcenter — "Total Equity", as above</w:t>
             </w:r>
           </w:p>
         </w:tc>
@@ -1879,7 +1879,7 @@
         </w:tc>
         <w:tc>
           <w:tcPr>
-            <w:tcW w:type="dxa" w:w="1026"/>
+            <w:tcW w:type="dxa" w:w="1225"/>
           </w:tcPr>
           <w:p>
             <w:pPr>
@@ -1945,7 +1945,7 @@
         </w:tc>
         <w:tc>
           <w:tcPr>
-            <w:tcW w:type="dxa" w:w="4774"/>
+            <w:tcW w:type="dxa" w:w="4569"/>
           </w:tcPr>
           <w:p>
             <w:r/>
@@ -1980,7 +1980,7 @@
         </w:tc>
         <w:tc>
           <w:tcPr>
-            <w:tcW w:type="dxa" w:w="1026"/>
+            <w:tcW w:type="dxa" w:w="1225"/>
           </w:tcPr>
           <w:p>
             <w:pPr>
@@ -2046,7 +2046,7 @@
         </w:tc>
         <w:tc>
           <w:tcPr>
-            <w:tcW w:type="dxa" w:w="4774"/>
+            <w:tcW w:type="dxa" w:w="4569"/>
           </w:tcPr>
           <w:p>
             <w:r/>
@@ -2081,7 +2081,7 @@
         </w:tc>
         <w:tc>
           <w:tcPr>
-            <w:tcW w:type="dxa" w:w="1026"/>
+            <w:tcW w:type="dxa" w:w="1225"/>
           </w:tcPr>
           <w:p>
             <w:pPr>
@@ -2147,7 +2147,7 @@
         </w:tc>
         <w:tc>
           <w:tcPr>
-            <w:tcW w:type="dxa" w:w="4774"/>
+            <w:tcW w:type="dxa" w:w="4569"/>
           </w:tcPr>
           <w:p>
             <w:r/>
@@ -2182,7 +2182,7 @@
         </w:tc>
         <w:tc>
           <w:tcPr>
-            <w:tcW w:type="dxa" w:w="1026"/>
+            <w:tcW w:type="dxa" w:w="1225"/>
           </w:tcPr>
           <w:p>
             <w:pPr>
@@ -2248,7 +2248,7 @@
         </w:tc>
         <w:tc>
           <w:tcPr>
-            <w:tcW w:type="dxa" w:w="4774"/>
+            <w:tcW w:type="dxa" w:w="4569"/>
           </w:tcPr>
           <w:p>
             <w:r/>
@@ -2283,7 +2283,7 @@
         </w:tc>
         <w:tc>
           <w:tcPr>
-            <w:tcW w:type="dxa" w:w="1026"/>
+            <w:tcW w:type="dxa" w:w="1225"/>
           </w:tcPr>
           <w:p>
             <w:pPr>
@@ -2349,7 +2349,7 @@
         </w:tc>
         <w:tc>
           <w:tcPr>
-            <w:tcW w:type="dxa" w:w="4774"/>
+            <w:tcW w:type="dxa" w:w="4569"/>
           </w:tcPr>
           <w:p>
             <w:r/>
@@ -2384,7 +2384,7 @@
         </w:tc>
         <w:tc>
           <w:tcPr>
-            <w:tcW w:type="dxa" w:w="1026"/>
+            <w:tcW w:type="dxa" w:w="1225"/>
           </w:tcPr>
           <w:p>
             <w:pPr>
@@ -2396,7 +2396,7 @@
                 <w:color w:val="1A1D21"/>
                 <w:sz w:val="15"/>
               </w:rPr>
-              <w:t>1,334.3</w:t>
+              <w:t>1,334.332</w:t>
             </w:r>
           </w:p>
         </w:tc>
@@ -2450,16 +2450,16 @@
         </w:tc>
         <w:tc>
           <w:tcPr>
-            <w:tcW w:type="dxa" w:w="4774"/>
-          </w:tcPr>
-          <w:p>
-            <w:r/>
-            <w:r>
-              <w:rPr>
-                <w:color w:val="1A1D21"/>
-                <w:sz w:val="15"/>
-              </w:rPr>
-              <w:t>PHD consolidated financial statements FY2025 (31 Dec 2025), via https:/​/​ir.​palmhillsdevelopments.​com/​en-​us/​financial/​resultcenter</w:t>
+            <w:tcW w:type="dxa" w:w="4569"/>
+          </w:tcPr>
+          <w:p>
+            <w:r/>
+            <w:r>
+              <w:rPr>
+                <w:color w:val="1A1D21"/>
+                <w:sz w:val="15"/>
+              </w:rPr>
+              <w:t>PHD consolidated financial statements FY2025 (31 Dec 2025), via https:/​/​ir.​palmhillsdevelopments.​com/​en-​us/​financial/​resultcenter — "Non-Controlling Interest", as above</w:t>
             </w:r>
           </w:p>
         </w:tc>
@@ -2485,7 +2485,7 @@
         </w:tc>
         <w:tc>
           <w:tcPr>
-            <w:tcW w:type="dxa" w:w="1026"/>
+            <w:tcW w:type="dxa" w:w="1225"/>
           </w:tcPr>
           <w:p>
             <w:pPr>
@@ -2551,7 +2551,7 @@
         </w:tc>
         <w:tc>
           <w:tcPr>
-            <w:tcW w:type="dxa" w:w="4774"/>
+            <w:tcW w:type="dxa" w:w="4569"/>
           </w:tcPr>
           <w:p>
             <w:r/>
@@ -2586,7 +2586,7 @@
         </w:tc>
         <w:tc>
           <w:tcPr>
-            <w:tcW w:type="dxa" w:w="1026"/>
+            <w:tcW w:type="dxa" w:w="1225"/>
           </w:tcPr>
           <w:p>
             <w:pPr>
@@ -2652,7 +2652,7 @@
         </w:tc>
         <w:tc>
           <w:tcPr>
-            <w:tcW w:type="dxa" w:w="4774"/>
+            <w:tcW w:type="dxa" w:w="4569"/>
           </w:tcPr>
           <w:p>
             <w:r/>
@@ -2687,7 +2687,7 @@
         </w:tc>
         <w:tc>
           <w:tcPr>
-            <w:tcW w:type="dxa" w:w="1026"/>
+            <w:tcW w:type="dxa" w:w="1225"/>
           </w:tcPr>
           <w:p>
             <w:pPr>
@@ -2753,7 +2753,7 @@
         </w:tc>
         <w:tc>
           <w:tcPr>
-            <w:tcW w:type="dxa" w:w="4774"/>
+            <w:tcW w:type="dxa" w:w="4569"/>
           </w:tcPr>
           <w:p>
             <w:r/>
@@ -2788,7 +2788,7 @@
         </w:tc>
         <w:tc>
           <w:tcPr>
-            <w:tcW w:type="dxa" w:w="1026"/>
+            <w:tcW w:type="dxa" w:w="1225"/>
           </w:tcPr>
           <w:p>
             <w:pPr>
@@ -2854,7 +2854,7 @@
         </w:tc>
         <w:tc>
           <w:tcPr>
-            <w:tcW w:type="dxa" w:w="4774"/>
+            <w:tcW w:type="dxa" w:w="4569"/>
           </w:tcPr>
           <w:p>
             <w:r/>
@@ -2889,7 +2889,7 @@
         </w:tc>
         <w:tc>
           <w:tcPr>
-            <w:tcW w:type="dxa" w:w="1026"/>
+            <w:tcW w:type="dxa" w:w="1225"/>
           </w:tcPr>
           <w:p>
             <w:pPr>
@@ -2955,7 +2955,7 @@
         </w:tc>
         <w:tc>
           <w:tcPr>
-            <w:tcW w:type="dxa" w:w="4774"/>
+            <w:tcW w:type="dxa" w:w="4569"/>
           </w:tcPr>
           <w:p>
             <w:r/>
@@ -2990,7 +2990,7 @@
         </w:tc>
         <w:tc>
           <w:tcPr>
-            <w:tcW w:type="dxa" w:w="1026"/>
+            <w:tcW w:type="dxa" w:w="1225"/>
           </w:tcPr>
           <w:p>
             <w:pPr>
@@ -3056,7 +3056,7 @@
         </w:tc>
         <w:tc>
           <w:tcPr>
-            <w:tcW w:type="dxa" w:w="4774"/>
+            <w:tcW w:type="dxa" w:w="4569"/>
           </w:tcPr>
           <w:p>
             <w:r/>
@@ -3091,7 +3091,7 @@
         </w:tc>
         <w:tc>
           <w:tcPr>
-            <w:tcW w:type="dxa" w:w="1026"/>
+            <w:tcW w:type="dxa" w:w="1225"/>
           </w:tcPr>
           <w:p>
             <w:pPr>
@@ -3103,7 +3103,7 @@
                 <w:color w:val="1A1D21"/>
                 <w:sz w:val="15"/>
               </w:rPr>
-              <w:t>172,129.8</w:t>
+              <w:t>172,129.829</w:t>
             </w:r>
           </w:p>
         </w:tc>
@@ -3157,16 +3157,16 @@
         </w:tc>
         <w:tc>
           <w:tcPr>
-            <w:tcW w:type="dxa" w:w="4774"/>
-          </w:tcPr>
-          <w:p>
-            <w:r/>
-            <w:r>
-              <w:rPr>
-                <w:color w:val="1A1D21"/>
-                <w:sz w:val="15"/>
-              </w:rPr>
-              <w:t>PHD consolidated financial statements FY2025 (31 Dec 2025), via https:/​/​ir.​palmhillsdevelopments.​com/​en-​us/​financial/​resultcenter</w:t>
+            <w:tcW w:type="dxa" w:w="4569"/>
+          </w:tcPr>
+          <w:p>
+            <w:r/>
+            <w:r>
+              <w:rPr>
+                <w:color w:val="1A1D21"/>
+                <w:sz w:val="15"/>
+              </w:rPr>
+              <w:t>PHD consolidated financial statements FY2025 (31 Dec 2025), via https:/​/​ir.​palmhillsdevelopments.​com/​en-​us/​financial/​resultcenter — the same column at thousands precision in the 1Q2026 release's compa</w:t>
             </w:r>
           </w:p>
         </w:tc>
@@ -3192,7 +3192,7 @@
         </w:tc>
         <w:tc>
           <w:tcPr>
-            <w:tcW w:type="dxa" w:w="1026"/>
+            <w:tcW w:type="dxa" w:w="1225"/>
           </w:tcPr>
           <w:p>
             <w:pPr>
@@ -3258,7 +3258,7 @@
         </w:tc>
         <w:tc>
           <w:tcPr>
-            <w:tcW w:type="dxa" w:w="4774"/>
+            <w:tcW w:type="dxa" w:w="4569"/>
           </w:tcPr>
           <w:p>
             <w:r/>
@@ -3293,7 +3293,7 @@
         </w:tc>
         <w:tc>
           <w:tcPr>
-            <w:tcW w:type="dxa" w:w="1026"/>
+            <w:tcW w:type="dxa" w:w="1225"/>
           </w:tcPr>
           <w:p>
             <w:pPr>
@@ -3305,7 +3305,7 @@
                 <w:color w:val="1A1D21"/>
                 <w:sz w:val="15"/>
               </w:rPr>
-              <w:t>18,765.8</w:t>
+              <w:t>18,765.751</w:t>
             </w:r>
           </w:p>
         </w:tc>
@@ -3359,16 +3359,16 @@
         </w:tc>
         <w:tc>
           <w:tcPr>
-            <w:tcW w:type="dxa" w:w="4774"/>
-          </w:tcPr>
-          <w:p>
-            <w:r/>
-            <w:r>
-              <w:rPr>
-                <w:color w:val="1A1D21"/>
-                <w:sz w:val="15"/>
-              </w:rPr>
-              <w:t>PHD consolidated financial statements FY2025 (31 Dec 2025), via https:/​/​ir.​palmhillsdevelopments.​com/​en-​us/​financial/​resultcenter</w:t>
+            <w:tcW w:type="dxa" w:w="4569"/>
+          </w:tcPr>
+          <w:p>
+            <w:r/>
+            <w:r>
+              <w:rPr>
+                <w:color w:val="1A1D21"/>
+                <w:sz w:val="15"/>
+              </w:rPr>
+              <w:t>PHD consolidated financial statements FY2025 (31 Dec 2025), via https:/​/​ir.​palmhillsdevelopments.​com/​en-​us/​financial/​resultcenter — "Total Shareholders' Equity", as above</w:t>
             </w:r>
           </w:p>
         </w:tc>
@@ -3394,7 +3394,7 @@
         </w:tc>
         <w:tc>
           <w:tcPr>
-            <w:tcW w:type="dxa" w:w="1026"/>
+            <w:tcW w:type="dxa" w:w="1225"/>
           </w:tcPr>
           <w:p>
             <w:pPr>
@@ -3406,7 +3406,7 @@
                 <w:color w:val="1A1D21"/>
                 <w:sz w:val="15"/>
               </w:rPr>
-              <w:t>153,364.1</w:t>
+              <w:t>153,364.06</w:t>
             </w:r>
           </w:p>
         </w:tc>
@@ -3460,16 +3460,16 @@
         </w:tc>
         <w:tc>
           <w:tcPr>
-            <w:tcW w:type="dxa" w:w="4774"/>
-          </w:tcPr>
-          <w:p>
-            <w:r/>
-            <w:r>
-              <w:rPr>
-                <w:color w:val="1A1D21"/>
-                <w:sz w:val="15"/>
-              </w:rPr>
-              <w:t>PHD consolidated financial statements FY2025 (31 Dec 2025), via https:/​/​ir.​palmhillsdevelopments.​com/​en-​us/​financial/​resultcenter</w:t>
+            <w:tcW w:type="dxa" w:w="4569"/>
+          </w:tcPr>
+          <w:p>
+            <w:r/>
+            <w:r>
+              <w:rPr>
+                <w:color w:val="1A1D21"/>
+                <w:sz w:val="15"/>
+              </w:rPr>
+              <w:t>PHD consolidated financial statements FY2025 (31 Dec 2025), via https:/​/​ir.​palmhillsdevelopments.​com/​en-​us/​financial/​resultcenter — as above</w:t>
             </w:r>
           </w:p>
         </w:tc>
@@ -3495,7 +3495,7 @@
         </w:tc>
         <w:tc>
           <w:tcPr>
-            <w:tcW w:type="dxa" w:w="1026"/>
+            <w:tcW w:type="dxa" w:w="1225"/>
           </w:tcPr>
           <w:p>
             <w:pPr>
@@ -3561,7 +3561,7 @@
         </w:tc>
         <w:tc>
           <w:tcPr>
-            <w:tcW w:type="dxa" w:w="4774"/>
+            <w:tcW w:type="dxa" w:w="4569"/>
           </w:tcPr>
           <w:p>
             <w:r/>
@@ -3596,7 +3596,7 @@
         </w:tc>
         <w:tc>
           <w:tcPr>
-            <w:tcW w:type="dxa" w:w="1026"/>
+            <w:tcW w:type="dxa" w:w="1225"/>
           </w:tcPr>
           <w:p>
             <w:pPr>
@@ -3662,7 +3662,7 @@
         </w:tc>
         <w:tc>
           <w:tcPr>
-            <w:tcW w:type="dxa" w:w="4774"/>
+            <w:tcW w:type="dxa" w:w="4569"/>
           </w:tcPr>
           <w:p>
             <w:r/>
